--- a/CIVE202_Spring2026_G09_Project4_SOW.docx
+++ b/CIVE202_Spring2026_G09_Project4_SOW.docx
@@ -1,374 +1,380 @@
 
 <file path=word/document.xml><?xml version="1.0" encoding="utf-8"?>
-<w:document xmlns:mc="http://schemas.openxmlformats.org/markup-compatibility/2006" xmlns:o="urn:schemas-microsoft-com:office:office" xmlns:r="http://schemas.openxmlformats.org/officeDocument/2006/relationships" xmlns:m="http://schemas.openxmlformats.org/officeDocument/2006/math" xmlns:v="urn:schemas-microsoft-com:vml" xmlns:wp="http://schemas.openxmlformats.org/drawingml/2006/wordprocessingDrawing" xmlns:w10="urn:schemas-microsoft-com:office:word" xmlns:w="http://schemas.openxmlformats.org/wordprocessingml/2006/main" xmlns:wne="http://schemas.microsoft.com/office/word/2006/wordml" xmlns:sl="http://schemas.openxmlformats.org/schemaLibrary/2006/main" xmlns:a="http://schemas.openxmlformats.org/drawingml/2006/main" xmlns:pic="http://schemas.openxmlformats.org/drawingml/2006/picture" xmlns:c="http://schemas.openxmlformats.org/drawingml/2006/chart" xmlns:lc="http://schemas.openxmlformats.org/drawingml/2006/lockedCanvas" xmlns:dgm="http://schemas.openxmlformats.org/drawingml/2006/diagram" xmlns:wps="http://schemas.microsoft.com/office/word/2010/wordprocessingShape" xmlns:wpg="http://schemas.microsoft.com/office/word/2010/wordprocessingGroup" xmlns:w14="http://schemas.microsoft.com/office/word/2010/wordml" xmlns:w15="http://schemas.microsoft.com/office/word/2012/wordml" xmlns:w16="http://schemas.microsoft.com/office/word/2018/wordml" xmlns:w16cex="http://schemas.microsoft.com/office/word/2018/wordml/cex" xmlns:w16cid="http://schemas.microsoft.com/office/word/2016/wordml/cid" xmlns="http://schemas.microsoft.com/office/tasks/2019/documenttasks" xmlns:cr="http://schemas.microsoft.com/office/comments/2020/reactions">
+<w:document xmlns:wpc="http://schemas.microsoft.com/office/word/2010/wordprocessingCanvas" xmlns:cx="http://schemas.microsoft.com/office/drawing/2014/chartex" xmlns:cx1="http://schemas.microsoft.com/office/drawing/2015/9/8/chartex" xmlns:cx2="http://schemas.microsoft.com/office/drawing/2015/10/21/chartex" xmlns:cx3="http://schemas.microsoft.com/office/drawing/2016/5/9/chartex" xmlns:cx4="http://schemas.microsoft.com/office/drawing/2016/5/10/chartex" xmlns:cx5="http://schemas.microsoft.com/office/drawing/2016/5/11/chartex" xmlns:cx6="http://schemas.microsoft.com/office/drawing/2016/5/12/chartex" xmlns:cx7="http://schemas.microsoft.com/office/drawing/2016/5/13/chartex" xmlns:cx8="http://schemas.microsoft.com/office/drawing/2016/5/14/chartex" xmlns:mc="http://schemas.openxmlformats.org/markup-compatibility/2006" xmlns:aink="http://schemas.microsoft.com/office/drawing/2016/ink" xmlns:am3d="http://schemas.microsoft.com/office/drawing/2017/model3d" xmlns:o="urn:schemas-microsoft-com:office:office" xmlns:oel="http://schemas.microsoft.com/office/2019/extlst" xmlns:r="http://schemas.openxmlformats.org/officeDocument/2006/relationships" xmlns:m="http://schemas.openxmlformats.org/officeDocument/2006/math" xmlns:v="urn:schemas-microsoft-com:vml" xmlns:wp14="http://schemas.microsoft.com/office/word/2010/wordprocessingDrawing" xmlns:wp="http://schemas.openxmlformats.org/drawingml/2006/wordprocessingDrawing" xmlns:w10="urn:schemas-microsoft-com:office:word" xmlns:w="http://schemas.openxmlformats.org/wordprocessingml/2006/main" xmlns:w14="http://schemas.microsoft.com/office/word/2010/wordml" xmlns:w15="http://schemas.microsoft.com/office/word/2012/wordml" xmlns:w16cex="http://schemas.microsoft.com/office/word/2018/wordml/cex" xmlns:w16cid="http://schemas.microsoft.com/office/word/2016/wordml/cid" xmlns:w16="http://schemas.microsoft.com/office/word/2018/wordml" xmlns:w16du="http://schemas.microsoft.com/office/word/2023/wordml/word16du" xmlns:w16sdtdh="http://schemas.microsoft.com/office/word/2020/wordml/sdtdatahash" xmlns:w16sdtfl="http://schemas.microsoft.com/office/word/2024/wordml/sdtformatlock" xmlns:w16se="http://schemas.microsoft.com/office/word/2015/wordml/symex" xmlns:wpg="http://schemas.microsoft.com/office/word/2010/wordprocessingGroup" xmlns:wpi="http://schemas.microsoft.com/office/word/2010/wordprocessingInk" xmlns:wne="http://schemas.microsoft.com/office/word/2006/wordml" xmlns:wps="http://schemas.microsoft.com/office/word/2010/wordprocessingShape" mc:Ignorable="w14 w15 w16se w16cid w16 w16cex w16sdtdh w16sdtfl w16du wp14">
   <w:body>
     <w:p>
       <w:pPr>
-        <w:spacing w:after="240" w:before="240" w:lineRule="auto"/>
-        <w:rPr/>
+        <w:spacing w:before="240" w:after="240"/>
       </w:pPr>
       <w:r>
-        <w:rPr>
-          <w:rtl w:val="0"/>
-        </w:rPr>
-        <w:t xml:space="preserve">CIVE 202</w:t>
+        <w:t>CIVE 202</w:t>
       </w:r>
     </w:p>
     <w:p>
       <w:pPr>
-        <w:spacing w:after="240" w:before="240" w:lineRule="auto"/>
-        <w:rPr/>
+        <w:spacing w:before="240" w:after="240"/>
       </w:pPr>
       <w:r>
-        <w:rPr>
-          <w:rtl w:val="0"/>
-        </w:rPr>
-        <w:t xml:space="preserve">Spring 2026</w:t>
+        <w:t>Spring 2026</w:t>
       </w:r>
     </w:p>
     <w:p>
       <w:pPr>
-        <w:spacing w:after="240" w:before="240" w:lineRule="auto"/>
-        <w:rPr/>
+        <w:spacing w:before="240" w:after="240"/>
       </w:pPr>
       <w:r>
-        <w:rPr>
-          <w:rtl w:val="0"/>
-        </w:rPr>
-        <w:t xml:space="preserve">Project 4</w:t>
+        <w:t>Project 4</w:t>
       </w:r>
     </w:p>
     <w:p>
       <w:pPr>
-        <w:spacing w:after="240" w:before="240" w:lineRule="auto"/>
-        <w:rPr/>
+        <w:spacing w:before="240" w:after="240"/>
       </w:pPr>
       <w:r>
-        <w:rPr>
-          <w:rtl w:val="0"/>
-        </w:rPr>
-        <w:t xml:space="preserve">Scope of Work</w:t>
+        <w:t>Scope of Work</w:t>
+      </w:r>
+    </w:p>
+    <w:p/>
+    <w:p/>
+    <w:p>
+      <w:pPr>
+        <w:pStyle w:val="Heading1"/>
+        <w:spacing w:before="240" w:after="240"/>
+      </w:pPr>
+      <w:bookmarkStart w:id="0" w:name="_bjmuzntkvc7r" w:colFirst="0" w:colLast="0"/>
+      <w:bookmarkEnd w:id="0"/>
+      <w:r>
+        <w:t>Project Goals</w:t>
       </w:r>
     </w:p>
     <w:p>
       <w:pPr>
-        <w:rPr/>
+        <w:spacing w:before="240" w:after="240"/>
+        <w:rPr>
+          <w:sz w:val="24"/>
+          <w:szCs w:val="24"/>
+          <w:highlight w:val="white"/>
+        </w:rPr>
       </w:pPr>
       <w:r>
         <w:rPr>
-          <w:rtl w:val="0"/>
-        </w:rPr>
+          <w:sz w:val="24"/>
+          <w:szCs w:val="24"/>
+          <w:highlight w:val="white"/>
+        </w:rPr>
+        <w:t xml:space="preserve">The project goals are to review where bias may exist in the NRI scoring methodology by performing a sensitivity analysis.  A sensitivity analysis varies the input to a model or method and determines how the outputs change as a result. Risk Averse, LLC, wants to compare the current risk levels </w:t>
+      </w:r>
+      <w:proofErr w:type="gramStart"/>
+      <w:r>
+        <w:rPr>
+          <w:sz w:val="24"/>
+          <w:szCs w:val="24"/>
+          <w:highlight w:val="white"/>
+        </w:rPr>
+        <w:t>determined</w:t>
+      </w:r>
+      <w:proofErr w:type="gramEnd"/>
+      <w:r>
+        <w:rPr>
+          <w:sz w:val="24"/>
+          <w:szCs w:val="24"/>
+          <w:highlight w:val="white"/>
+        </w:rPr>
+        <w:t xml:space="preserve"> using the NRI method and data to an independent consultant’s definition of risk. We have been asked to perform research to create an alternative risk scoring method that can use the NRI dataset as an input. We will compare the NRI to the risk index to determine if there is a “categorical bias.”</w:t>
       </w:r>
     </w:p>
     <w:p>
       <w:pPr>
-        <w:rPr/>
+        <w:spacing w:after="160"/>
+        <w:rPr>
+          <w:sz w:val="24"/>
+          <w:szCs w:val="24"/>
+          <w:highlight w:val="white"/>
+        </w:rPr>
       </w:pPr>
       <w:r>
         <w:rPr>
-          <w:rtl w:val="0"/>
-        </w:rPr>
-      </w:r>
+          <w:sz w:val="24"/>
+          <w:szCs w:val="24"/>
+          <w:highlight w:val="white"/>
+        </w:rPr>
+        <w:t>The study focuses on two states, Colorado and Minnesota, to evaluate the National Risk Index. The project uses the CDC’s SVI dataset and geographic metadata to clarify various metrics. According to NRI, risk is defined as the product of an event's probability and its subsequent impact, resulting in qualitative ratings and percentiles. These values are calculated by evaluating the relationship between Expected Annual Loss, Social Vulnerability, and Community Resilience to determine a community's overall standing.</w:t>
+      </w:r>
+    </w:p>
+    <w:p>
+      <w:pPr>
+        <w:spacing w:before="240" w:after="240"/>
+        <w:rPr>
+          <w:sz w:val="24"/>
+          <w:szCs w:val="24"/>
+          <w:highlight w:val="white"/>
+        </w:rPr>
+      </w:pPr>
     </w:p>
     <w:p>
       <w:pPr>
         <w:pStyle w:val="Heading1"/>
-        <w:spacing w:after="240" w:before="240" w:lineRule="auto"/>
-        <w:rPr/>
+        <w:spacing w:before="240" w:after="240"/>
       </w:pPr>
-      <w:bookmarkStart w:colFirst="0" w:colLast="0" w:name="_bjmuzntkvc7r" w:id="0"/>
-      <w:bookmarkEnd w:id="0"/>
-      <w:r>
-        <w:rPr>
-          <w:rtl w:val="0"/>
-        </w:rPr>
-        <w:t xml:space="preserve">Project Goals</w:t>
+      <w:bookmarkStart w:id="1" w:name="_rylsemoraoa1" w:colFirst="0" w:colLast="0"/>
+      <w:bookmarkEnd w:id="1"/>
+      <w:r>
+        <w:t>Project Tasks</w:t>
       </w:r>
     </w:p>
     <w:p>
       <w:pPr>
-        <w:spacing w:after="240" w:before="240" w:lineRule="auto"/>
-        <w:rPr>
-          <w:sz w:val="24"/>
-          <w:szCs w:val="24"/>
-          <w:highlight w:val="white"/>
-        </w:rPr>
+        <w:pStyle w:val="Subtitle"/>
+        <w:spacing w:before="240" w:after="240"/>
       </w:pPr>
-      <w:r>
-        <w:rPr>
-          <w:sz w:val="24"/>
-          <w:szCs w:val="24"/>
-          <w:highlight w:val="white"/>
-          <w:rtl w:val="0"/>
-        </w:rPr>
-        <w:t xml:space="preserve">The project goals are to </w:t>
-      </w:r>
-      <w:r>
-        <w:rPr>
-          <w:sz w:val="24"/>
-          <w:szCs w:val="24"/>
-          <w:highlight w:val="white"/>
-          <w:rtl w:val="0"/>
-        </w:rPr>
-        <w:t xml:space="preserve">review where bias may exist in the NRI scoring methodology by performing a sensitivity analysis.  A sensitivity analysis varies the input to a model or method and determines how the outputs change as a result. Risk Averse, LLC, wants to compare the current risk levels determined using the NRI method and data to an independent consultant’s definition of risk. We have been asked to perform research to create an alternative risk scoring method that can use the NRI dataset as an input. We will compare the NRI to the risk index to determine if there is a “categorical bias.”</w:t>
-      </w:r>
-      <w:r>
-        <w:rPr>
-          <w:rtl w:val="0"/>
-        </w:rPr>
+      <w:bookmarkStart w:id="2" w:name="_l0br6tpxzdql" w:colFirst="0" w:colLast="0"/>
+      <w:bookmarkEnd w:id="2"/>
+      <w:r>
+        <w:t>Task #1 – Download and Clean Data</w:t>
       </w:r>
     </w:p>
     <w:p>
       <w:pPr>
-        <w:spacing w:after="160" w:lineRule="auto"/>
-        <w:rPr>
-          <w:sz w:val="24"/>
-          <w:szCs w:val="24"/>
-          <w:highlight w:val="white"/>
+        <w:spacing w:before="240" w:after="240"/>
+        <w:rPr>
+          <w:sz w:val="24"/>
+          <w:szCs w:val="24"/>
         </w:rPr>
       </w:pPr>
       <w:r>
         <w:rPr>
           <w:sz w:val="24"/>
           <w:szCs w:val="24"/>
-          <w:highlight w:val="white"/>
-          <w:rtl w:val="0"/>
-        </w:rPr>
-        <w:t xml:space="preserve">The study focuses on two states, Colorado and Minnesota, to evaluate the National Risk Index. The project uses the CDC’s SVI dataset and geographic metadata to clarify various metrics. According to NRI, risk is defined as the product of an event's probability and its subsequent impact, resulting in qualitative ratings and percentiles. These values are calculated by evaluating the relationship between Expected Annual Loss, Social Vulnerability, and Community Resilience to determine a community's overall standing.</w:t>
+        </w:rPr>
+        <w:t xml:space="preserve">The first stage involves selecting two specific states for study and gathering their Census Tract-level data from the National Risk Index and the CDC’s Social Vulnerability Index. We will consolidate these various datasets, using </w:t>
+      </w:r>
+      <w:proofErr w:type="gramStart"/>
+      <w:r>
+        <w:rPr>
+          <w:sz w:val="24"/>
+          <w:szCs w:val="24"/>
+        </w:rPr>
+        <w:t>metadata to</w:t>
+      </w:r>
+      <w:proofErr w:type="gramEnd"/>
+      <w:r>
+        <w:rPr>
+          <w:sz w:val="24"/>
+          <w:szCs w:val="24"/>
+        </w:rPr>
+        <w:t xml:space="preserve"> </w:t>
+      </w:r>
+      <w:proofErr w:type="spellStart"/>
+      <w:r>
+        <w:rPr>
+          <w:sz w:val="24"/>
+          <w:szCs w:val="24"/>
+        </w:rPr>
+        <w:t>to</w:t>
+      </w:r>
+      <w:proofErr w:type="spellEnd"/>
+      <w:r>
+        <w:rPr>
+          <w:sz w:val="24"/>
+          <w:szCs w:val="24"/>
+        </w:rPr>
+        <w:t xml:space="preserve"> address missing or null values. This cleanup process ensures that Risk </w:t>
+      </w:r>
+      <w:proofErr w:type="gramStart"/>
+      <w:r>
+        <w:rPr>
+          <w:sz w:val="24"/>
+          <w:szCs w:val="24"/>
+        </w:rPr>
+        <w:t>Averse,</w:t>
+      </w:r>
+      <w:proofErr w:type="gramEnd"/>
+      <w:r>
+        <w:rPr>
+          <w:sz w:val="24"/>
+          <w:szCs w:val="24"/>
+        </w:rPr>
+        <w:t xml:space="preserve"> LLC has a high-quality, unified database ready for analysis.</w:t>
       </w:r>
     </w:p>
     <w:p>
       <w:pPr>
-        <w:spacing w:after="240" w:before="240" w:lineRule="auto"/>
-        <w:rPr>
-          <w:sz w:val="24"/>
-          <w:szCs w:val="24"/>
-          <w:highlight w:val="white"/>
+        <w:spacing w:before="240" w:after="240"/>
+        <w:rPr>
+          <w:sz w:val="24"/>
+          <w:szCs w:val="24"/>
         </w:rPr>
       </w:pPr>
-      <w:r>
-        <w:rPr>
-          <w:rtl w:val="0"/>
-        </w:rPr>
+    </w:p>
+    <w:p>
+      <w:pPr>
+        <w:pStyle w:val="Subtitle"/>
+        <w:spacing w:before="240" w:after="240"/>
+      </w:pPr>
+      <w:bookmarkStart w:id="3" w:name="_irc9cshehm3y" w:colFirst="0" w:colLast="0"/>
+      <w:bookmarkEnd w:id="3"/>
+      <w:r>
+        <w:lastRenderedPageBreak/>
+        <w:t>Task #2 – structuring and integration</w:t>
+      </w:r>
+    </w:p>
+    <w:p>
+      <w:pPr>
+        <w:spacing w:before="240" w:after="240"/>
+        <w:rPr>
+          <w:sz w:val="24"/>
+          <w:szCs w:val="24"/>
+        </w:rPr>
+      </w:pPr>
+      <w:r>
+        <w:rPr>
+          <w:sz w:val="24"/>
+          <w:szCs w:val="24"/>
+        </w:rPr>
+        <w:t xml:space="preserve">research will be done into the standard components of risk </w:t>
+      </w:r>
+      <w:r>
+        <w:rPr>
+          <w:sz w:val="24"/>
+          <w:szCs w:val="24"/>
+        </w:rPr>
+        <w:t>to establish</w:t>
+      </w:r>
+      <w:r>
+        <w:rPr>
+          <w:sz w:val="24"/>
+          <w:szCs w:val="24"/>
+        </w:rPr>
+        <w:t xml:space="preserve"> a baseline for how these scores influence community management. From there, we will design an alternative risk calculation model that utilizes </w:t>
+      </w:r>
+      <w:r>
+        <w:rPr>
+          <w:sz w:val="24"/>
+          <w:szCs w:val="24"/>
+        </w:rPr>
+        <w:t>NRI</w:t>
+      </w:r>
+      <w:r>
+        <w:rPr>
+          <w:sz w:val="24"/>
+          <w:szCs w:val="24"/>
+        </w:rPr>
+        <w:t xml:space="preserve"> data as an input. By performing a sensitivity analysis, we will see how changing these definitions affects the final outputs, allowing us to identify any "categorical bias" present in the original NRI framework.</w:t>
+      </w:r>
+    </w:p>
+    <w:p>
+      <w:pPr>
+        <w:pStyle w:val="Subtitle"/>
+        <w:spacing w:before="240" w:after="240"/>
+      </w:pPr>
+      <w:bookmarkStart w:id="4" w:name="_ll2sfmvqfhaj" w:colFirst="0" w:colLast="0"/>
+      <w:bookmarkEnd w:id="4"/>
+      <w:r>
+        <w:t>Task #3 – Data Analysis</w:t>
+      </w:r>
+    </w:p>
+    <w:p>
+      <w:pPr>
+        <w:spacing w:before="240" w:after="240"/>
+        <w:rPr>
+          <w:sz w:val="24"/>
+          <w:szCs w:val="24"/>
+        </w:rPr>
+      </w:pPr>
+      <w:r>
+        <w:rPr>
+          <w:sz w:val="24"/>
+          <w:szCs w:val="24"/>
+        </w:rPr>
+        <w:t xml:space="preserve">We will use </w:t>
+      </w:r>
+      <w:proofErr w:type="spellStart"/>
+      <w:r>
+        <w:rPr>
+          <w:sz w:val="24"/>
+          <w:szCs w:val="24"/>
+        </w:rPr>
+        <w:t>GeoPandas</w:t>
+      </w:r>
+      <w:proofErr w:type="spellEnd"/>
+      <w:r>
+        <w:rPr>
+          <w:sz w:val="24"/>
+          <w:szCs w:val="24"/>
+        </w:rPr>
+        <w:t xml:space="preserve"> to generate maps and summary figures that effectively communicate risk levels to the client. We will then write an evaluation of the ethical consequences of these risk definitions. This includes analyzing how different scoring methods might influence the distribution of FEMA funding and how local governments might interpret these results when making critical safety policies.</w:t>
       </w:r>
     </w:p>
     <w:p>
       <w:pPr>
         <w:pStyle w:val="Heading1"/>
-        <w:spacing w:after="240" w:before="240" w:lineRule="auto"/>
-        <w:rPr/>
+        <w:spacing w:before="240" w:after="240"/>
       </w:pPr>
-      <w:bookmarkStart w:colFirst="0" w:colLast="0" w:name="_rylsemoraoa1" w:id="1"/>
-      <w:bookmarkEnd w:id="1"/>
-      <w:r>
-        <w:rPr>
-          <w:rtl w:val="0"/>
-        </w:rPr>
-        <w:t xml:space="preserve">Project Tasks</w:t>
+      <w:bookmarkStart w:id="5" w:name="_if3chyt2q4da" w:colFirst="0" w:colLast="0"/>
+      <w:bookmarkEnd w:id="5"/>
+      <w:r>
+        <w:t>Deliverables</w:t>
       </w:r>
     </w:p>
     <w:p>
       <w:pPr>
-        <w:pStyle w:val="Subtitle"/>
-        <w:spacing w:after="240" w:before="240" w:lineRule="auto"/>
-        <w:rPr/>
+        <w:spacing w:before="240" w:after="240"/>
+        <w:rPr>
+          <w:sz w:val="24"/>
+          <w:szCs w:val="24"/>
+        </w:rPr>
       </w:pPr>
-      <w:bookmarkStart w:colFirst="0" w:colLast="0" w:name="_l0br6tpxzdql" w:id="2"/>
-      <w:bookmarkEnd w:id="2"/>
-      <w:r>
-        <w:rPr>
-          <w:rtl w:val="0"/>
-        </w:rPr>
-        <w:t xml:space="preserve">Task #1 – Download and Clean Data</w:t>
+      <w:r>
+        <w:rPr>
+          <w:sz w:val="24"/>
+          <w:szCs w:val="24"/>
+        </w:rPr>
+        <w:t>After the completion of these tasks, the following items will be sent to the client.</w:t>
       </w:r>
     </w:p>
     <w:p>
       <w:pPr>
-        <w:spacing w:after="240" w:before="240" w:lineRule="auto"/>
         <w:rPr>
           <w:sz w:val="24"/>
           <w:szCs w:val="24"/>
         </w:rPr>
       </w:pPr>
-      <w:r>
-        <w:rPr>
-          <w:sz w:val="24"/>
-          <w:szCs w:val="24"/>
-          <w:rtl w:val="0"/>
-        </w:rPr>
-        <w:t xml:space="preserve">The first stage involves selecting two specific states for study and gathering their Census Tract-level data from the National Risk Index and the CDC’s Social Vulnerability Index. We will consolidate these various datasets, using metadata to to address missing or null values. This cleanup process ensures that Risk Averse, LLC has a high-quality, unified database ready for analysis.</w:t>
-      </w:r>
-    </w:p>
-    <w:p>
-      <w:pPr>
-        <w:spacing w:after="240" w:before="240" w:lineRule="auto"/>
-        <w:rPr>
-          <w:sz w:val="24"/>
-          <w:szCs w:val="24"/>
-        </w:rPr>
-      </w:pPr>
-      <w:r>
-        <w:rPr>
-          <w:rtl w:val="0"/>
-        </w:rPr>
-      </w:r>
-    </w:p>
-    <w:p>
-      <w:pPr>
-        <w:pStyle w:val="Subtitle"/>
-        <w:spacing w:after="240" w:before="240" w:lineRule="auto"/>
-        <w:rPr/>
-      </w:pPr>
-      <w:bookmarkStart w:colFirst="0" w:colLast="0" w:name="_irc9cshehm3y" w:id="3"/>
-      <w:bookmarkEnd w:id="3"/>
-      <w:r>
-        <w:rPr>
-          <w:rtl w:val="0"/>
-        </w:rPr>
-        <w:t xml:space="preserve">Task #2 – structuring and integration</w:t>
-      </w:r>
-    </w:p>
-    <w:p>
-      <w:pPr>
-        <w:spacing w:after="240" w:before="240" w:lineRule="auto"/>
-        <w:rPr>
-          <w:sz w:val="24"/>
-          <w:szCs w:val="24"/>
-        </w:rPr>
-      </w:pPr>
-      <w:r>
-        <w:rPr>
-          <w:sz w:val="24"/>
-          <w:szCs w:val="24"/>
-          <w:rtl w:val="0"/>
-        </w:rPr>
-        <w:t xml:space="preserve">research will be done into the standard components of risk to  establish a baseline for how these scores influence community management. From there, we will design an alternative risk calculation model that utilizes the NRI data as an input. By performing a sensitivity analysis, we will see how changing these definitions affects the final outputs, allowing us to identify any "categorical bias" present in the original NRI framework.</w:t>
-      </w:r>
-    </w:p>
-    <w:p>
-      <w:pPr>
-        <w:pStyle w:val="Subtitle"/>
-        <w:spacing w:after="240" w:before="240" w:lineRule="auto"/>
-        <w:rPr/>
-      </w:pPr>
-      <w:bookmarkStart w:colFirst="0" w:colLast="0" w:name="_ll2sfmvqfhaj" w:id="4"/>
-      <w:bookmarkEnd w:id="4"/>
-      <w:r>
-        <w:rPr>
-          <w:rtl w:val="0"/>
-        </w:rPr>
-        <w:t xml:space="preserve">Task #3 – Data Analysis</w:t>
-      </w:r>
-    </w:p>
-    <w:p>
-      <w:pPr>
-        <w:spacing w:after="240" w:before="240" w:lineRule="auto"/>
-        <w:rPr>
-          <w:sz w:val="24"/>
-          <w:szCs w:val="24"/>
-        </w:rPr>
-      </w:pPr>
-      <w:r>
-        <w:rPr>
-          <w:sz w:val="24"/>
-          <w:szCs w:val="24"/>
-          <w:rtl w:val="0"/>
-        </w:rPr>
-        <w:t xml:space="preserve">We will use GeoPandas to generate maps and summary figures that effectively communicate risk levels to the client. We will then write an evaluation of the ethical consequences of these risk definitions. This includes analyzing how different scoring methods might influence the distribution of FEMA funding and how local governments might interpret these results when making critical safety policies.</w:t>
-      </w:r>
-    </w:p>
-    <w:p>
-      <w:pPr>
-        <w:pStyle w:val="Heading1"/>
-        <w:spacing w:after="240" w:before="240" w:lineRule="auto"/>
-        <w:rPr/>
-      </w:pPr>
-      <w:bookmarkStart w:colFirst="0" w:colLast="0" w:name="_if3chyt2q4da" w:id="5"/>
-      <w:bookmarkEnd w:id="5"/>
-      <w:r>
-        <w:rPr>
-          <w:rtl w:val="0"/>
-        </w:rPr>
-        <w:t xml:space="preserve">Deliverables</w:t>
-      </w:r>
-    </w:p>
-    <w:p>
-      <w:pPr>
-        <w:spacing w:after="240" w:before="240" w:lineRule="auto"/>
-        <w:rPr>
-          <w:sz w:val="24"/>
-          <w:szCs w:val="24"/>
-        </w:rPr>
-      </w:pPr>
-      <w:r>
-        <w:rPr>
-          <w:sz w:val="24"/>
-          <w:szCs w:val="24"/>
-          <w:rtl w:val="0"/>
-        </w:rPr>
-        <w:t xml:space="preserve">After the completion of these tasks, the following items will be sent to the client.</w:t>
-      </w:r>
-    </w:p>
-    <w:p>
-      <w:pPr>
-        <w:rPr>
-          <w:sz w:val="24"/>
-          <w:szCs w:val="24"/>
-        </w:rPr>
-      </w:pPr>
-      <w:r>
-        <w:rPr>
-          <w:rtl w:val="0"/>
-        </w:rPr>
-      </w:r>
     </w:p>
     <w:tbl>
       <w:tblPr>
-        <w:tblStyle w:val="Table1"/>
-        <w:tblW w:w="9360.0" w:type="dxa"/>
-        <w:jc w:val="left"/>
+        <w:tblStyle w:val="a"/>
+        <w:tblW w:w="9360" w:type="dxa"/>
+        <w:tblInd w:w="0" w:type="dxa"/>
         <w:tblBorders>
-          <w:top w:color="000000" w:space="0" w:sz="8" w:val="single"/>
-          <w:left w:color="000000" w:space="0" w:sz="8" w:val="single"/>
-          <w:bottom w:color="000000" w:space="0" w:sz="8" w:val="single"/>
-          <w:right w:color="000000" w:space="0" w:sz="8" w:val="single"/>
-          <w:insideH w:color="000000" w:space="0" w:sz="8" w:val="single"/>
-          <w:insideV w:color="000000" w:space="0" w:sz="8" w:val="single"/>
+          <w:top w:val="single" w:sz="8" w:space="0" w:color="000000"/>
+          <w:left w:val="single" w:sz="8" w:space="0" w:color="000000"/>
+          <w:bottom w:val="single" w:sz="8" w:space="0" w:color="000000"/>
+          <w:right w:val="single" w:sz="8" w:space="0" w:color="000000"/>
+          <w:insideH w:val="single" w:sz="8" w:space="0" w:color="000000"/>
+          <w:insideV w:val="single" w:sz="8" w:space="0" w:color="000000"/>
         </w:tblBorders>
         <w:tblLayout w:type="fixed"/>
-        <w:tblLook w:val="0600"/>
+        <w:tblLook w:val="0600" w:firstRow="0" w:lastRow="0" w:firstColumn="0" w:lastColumn="0" w:noHBand="1" w:noVBand="1"/>
       </w:tblPr>
       <w:tblGrid>
         <w:gridCol w:w="3120"/>
         <w:gridCol w:w="3120"/>
         <w:gridCol w:w="3120"/>
-        <w:tblGridChange w:id="0">
-          <w:tblGrid>
-            <w:gridCol w:w="3120"/>
-            <w:gridCol w:w="3120"/>
-            <w:gridCol w:w="3120"/>
-          </w:tblGrid>
-        </w:tblGridChange>
       </w:tblGrid>
       <w:tr>
-        <w:trPr>
-          <w:cantSplit w:val="0"/>
-          <w:tblHeader w:val="0"/>
-        </w:trPr>
         <w:tc>
           <w:tcPr>
-            <w:shd w:fill="auto" w:val="clear"/>
+            <w:tcW w:w="3120" w:type="dxa"/>
             <w:tcMar>
-              <w:top w:w="100.0" w:type="dxa"/>
-              <w:left w:w="100.0" w:type="dxa"/>
-              <w:bottom w:w="100.0" w:type="dxa"/>
-              <w:right w:w="100.0" w:type="dxa"/>
+              <w:top w:w="100" w:type="dxa"/>
+              <w:left w:w="100" w:type="dxa"/>
+              <w:bottom w:w="100" w:type="dxa"/>
+              <w:right w:w="100" w:type="dxa"/>
             </w:tcMar>
-            <w:vAlign w:val="top"/>
           </w:tcPr>
           <w:p>
             <w:pPr>
-              <w:spacing w:after="240" w:before="240" w:lineRule="auto"/>
+              <w:spacing w:before="240" w:after="240"/>
               <w:rPr>
                 <w:sz w:val="24"/>
                 <w:szCs w:val="24"/>
@@ -378,7 +384,6 @@
               <w:rPr>
                 <w:sz w:val="24"/>
                 <w:szCs w:val="24"/>
-                <w:rtl w:val="0"/>
               </w:rPr>
               <w:t xml:space="preserve">Deliverable </w:t>
             </w:r>
@@ -386,32 +391,25 @@
         </w:tc>
         <w:tc>
           <w:tcPr>
-            <w:shd w:fill="auto" w:val="clear"/>
+            <w:tcW w:w="3120" w:type="dxa"/>
             <w:tcMar>
-              <w:top w:w="100.0" w:type="dxa"/>
-              <w:left w:w="100.0" w:type="dxa"/>
-              <w:bottom w:w="100.0" w:type="dxa"/>
-              <w:right w:w="100.0" w:type="dxa"/>
+              <w:top w:w="100" w:type="dxa"/>
+              <w:left w:w="100" w:type="dxa"/>
+              <w:bottom w:w="100" w:type="dxa"/>
+              <w:right w:w="100" w:type="dxa"/>
             </w:tcMar>
-            <w:vAlign w:val="top"/>
           </w:tcPr>
           <w:p>
             <w:pPr>
-              <w:keepNext w:val="0"/>
-              <w:keepLines w:val="0"/>
-              <w:pageBreakBefore w:val="0"/>
               <w:widowControl w:val="0"/>
               <w:pBdr>
-                <w:top w:space="0" w:sz="0" w:val="nil"/>
-                <w:left w:space="0" w:sz="0" w:val="nil"/>
-                <w:bottom w:space="0" w:sz="0" w:val="nil"/>
-                <w:right w:space="0" w:sz="0" w:val="nil"/>
-                <w:between w:space="0" w:sz="0" w:val="nil"/>
+                <w:top w:val="nil"/>
+                <w:left w:val="nil"/>
+                <w:bottom w:val="nil"/>
+                <w:right w:val="nil"/>
+                <w:between w:val="nil"/>
               </w:pBdr>
-              <w:shd w:fill="auto" w:val="clear"/>
-              <w:spacing w:after="0" w:before="0" w:line="240" w:lineRule="auto"/>
-              <w:ind w:left="0" w:right="0" w:firstLine="0"/>
-              <w:jc w:val="left"/>
+              <w:spacing w:line="240" w:lineRule="auto"/>
               <w:rPr>
                 <w:sz w:val="24"/>
                 <w:szCs w:val="24"/>
@@ -421,40 +419,32 @@
               <w:rPr>
                 <w:sz w:val="24"/>
                 <w:szCs w:val="24"/>
-                <w:rtl w:val="0"/>
-              </w:rPr>
-              <w:t xml:space="preserve">Files included</w:t>
+              </w:rPr>
+              <w:t>Files included</w:t>
             </w:r>
           </w:p>
         </w:tc>
         <w:tc>
           <w:tcPr>
-            <w:shd w:fill="auto" w:val="clear"/>
+            <w:tcW w:w="3120" w:type="dxa"/>
             <w:tcMar>
-              <w:top w:w="100.0" w:type="dxa"/>
-              <w:left w:w="100.0" w:type="dxa"/>
-              <w:bottom w:w="100.0" w:type="dxa"/>
-              <w:right w:w="100.0" w:type="dxa"/>
+              <w:top w:w="100" w:type="dxa"/>
+              <w:left w:w="100" w:type="dxa"/>
+              <w:bottom w:w="100" w:type="dxa"/>
+              <w:right w:w="100" w:type="dxa"/>
             </w:tcMar>
-            <w:vAlign w:val="top"/>
           </w:tcPr>
           <w:p>
             <w:pPr>
-              <w:keepNext w:val="0"/>
-              <w:keepLines w:val="0"/>
-              <w:pageBreakBefore w:val="0"/>
               <w:widowControl w:val="0"/>
               <w:pBdr>
-                <w:top w:space="0" w:sz="0" w:val="nil"/>
-                <w:left w:space="0" w:sz="0" w:val="nil"/>
-                <w:bottom w:space="0" w:sz="0" w:val="nil"/>
-                <w:right w:space="0" w:sz="0" w:val="nil"/>
-                <w:between w:space="0" w:sz="0" w:val="nil"/>
+                <w:top w:val="nil"/>
+                <w:left w:val="nil"/>
+                <w:bottom w:val="nil"/>
+                <w:right w:val="nil"/>
+                <w:between w:val="nil"/>
               </w:pBdr>
-              <w:shd w:fill="auto" w:val="clear"/>
-              <w:spacing w:after="0" w:before="0" w:line="240" w:lineRule="auto"/>
-              <w:ind w:left="0" w:right="0" w:firstLine="0"/>
-              <w:jc w:val="left"/>
+              <w:spacing w:line="240" w:lineRule="auto"/>
               <w:rPr>
                 <w:sz w:val="24"/>
                 <w:szCs w:val="24"/>
@@ -464,32 +454,26 @@
               <w:rPr>
                 <w:sz w:val="24"/>
                 <w:szCs w:val="24"/>
-                <w:rtl w:val="0"/>
-              </w:rPr>
-              <w:t xml:space="preserve">Due to client by</w:t>
+              </w:rPr>
+              <w:t>Due to client by</w:t>
             </w:r>
           </w:p>
         </w:tc>
       </w:tr>
       <w:tr>
-        <w:trPr>
-          <w:cantSplit w:val="0"/>
-          <w:tblHeader w:val="0"/>
-        </w:trPr>
         <w:tc>
           <w:tcPr>
-            <w:shd w:fill="auto" w:val="clear"/>
+            <w:tcW w:w="3120" w:type="dxa"/>
             <w:tcMar>
-              <w:top w:w="100.0" w:type="dxa"/>
-              <w:left w:w="100.0" w:type="dxa"/>
-              <w:bottom w:w="100.0" w:type="dxa"/>
-              <w:right w:w="100.0" w:type="dxa"/>
+              <w:top w:w="100" w:type="dxa"/>
+              <w:left w:w="100" w:type="dxa"/>
+              <w:bottom w:w="100" w:type="dxa"/>
+              <w:right w:w="100" w:type="dxa"/>
             </w:tcMar>
-            <w:vAlign w:val="top"/>
           </w:tcPr>
           <w:p>
             <w:pPr>
-              <w:spacing w:after="240" w:before="240" w:lineRule="auto"/>
+              <w:spacing w:before="240" w:after="240"/>
               <w:rPr>
                 <w:sz w:val="24"/>
                 <w:szCs w:val="24"/>
@@ -499,40 +483,32 @@
               <w:rPr>
                 <w:sz w:val="24"/>
                 <w:szCs w:val="24"/>
-                <w:rtl w:val="0"/>
-              </w:rPr>
-              <w:t xml:space="preserve">Raw Excel Data</w:t>
+              </w:rPr>
+              <w:t>Raw Excel Data</w:t>
             </w:r>
           </w:p>
         </w:tc>
         <w:tc>
           <w:tcPr>
-            <w:shd w:fill="auto" w:val="clear"/>
+            <w:tcW w:w="3120" w:type="dxa"/>
             <w:tcMar>
-              <w:top w:w="100.0" w:type="dxa"/>
-              <w:left w:w="100.0" w:type="dxa"/>
-              <w:bottom w:w="100.0" w:type="dxa"/>
-              <w:right w:w="100.0" w:type="dxa"/>
+              <w:top w:w="100" w:type="dxa"/>
+              <w:left w:w="100" w:type="dxa"/>
+              <w:bottom w:w="100" w:type="dxa"/>
+              <w:right w:w="100" w:type="dxa"/>
             </w:tcMar>
-            <w:vAlign w:val="top"/>
           </w:tcPr>
           <w:p>
             <w:pPr>
-              <w:keepNext w:val="0"/>
-              <w:keepLines w:val="0"/>
-              <w:pageBreakBefore w:val="0"/>
               <w:widowControl w:val="0"/>
               <w:pBdr>
-                <w:top w:space="0" w:sz="0" w:val="nil"/>
-                <w:left w:space="0" w:sz="0" w:val="nil"/>
-                <w:bottom w:space="0" w:sz="0" w:val="nil"/>
-                <w:right w:space="0" w:sz="0" w:val="nil"/>
-                <w:between w:space="0" w:sz="0" w:val="nil"/>
+                <w:top w:val="nil"/>
+                <w:left w:val="nil"/>
+                <w:bottom w:val="nil"/>
+                <w:right w:val="nil"/>
+                <w:between w:val="nil"/>
               </w:pBdr>
-              <w:shd w:fill="auto" w:val="clear"/>
-              <w:spacing w:after="0" w:before="0" w:line="240" w:lineRule="auto"/>
-              <w:ind w:left="0" w:right="0" w:firstLine="0"/>
-              <w:jc w:val="left"/>
+              <w:spacing w:line="240" w:lineRule="auto"/>
               <w:rPr>
                 <w:sz w:val="24"/>
                 <w:szCs w:val="24"/>
@@ -542,40 +518,32 @@
               <w:rPr>
                 <w:sz w:val="24"/>
                 <w:szCs w:val="24"/>
-                <w:rtl w:val="0"/>
-              </w:rPr>
-              <w:t xml:space="preserve">CIVE202_Spring2026_G09_Project4_RawFiles.zip</w:t>
+              </w:rPr>
+              <w:t>CIVE202_Spring2026_G09_Project4_RawFiles.zip</w:t>
             </w:r>
           </w:p>
         </w:tc>
         <w:tc>
           <w:tcPr>
-            <w:shd w:fill="auto" w:val="clear"/>
+            <w:tcW w:w="3120" w:type="dxa"/>
             <w:tcMar>
-              <w:top w:w="100.0" w:type="dxa"/>
-              <w:left w:w="100.0" w:type="dxa"/>
-              <w:bottom w:w="100.0" w:type="dxa"/>
-              <w:right w:w="100.0" w:type="dxa"/>
+              <w:top w:w="100" w:type="dxa"/>
+              <w:left w:w="100" w:type="dxa"/>
+              <w:bottom w:w="100" w:type="dxa"/>
+              <w:right w:w="100" w:type="dxa"/>
             </w:tcMar>
-            <w:vAlign w:val="top"/>
           </w:tcPr>
           <w:p>
             <w:pPr>
-              <w:keepNext w:val="0"/>
-              <w:keepLines w:val="0"/>
-              <w:pageBreakBefore w:val="0"/>
               <w:widowControl w:val="0"/>
               <w:pBdr>
-                <w:top w:space="0" w:sz="0" w:val="nil"/>
-                <w:left w:space="0" w:sz="0" w:val="nil"/>
-                <w:bottom w:space="0" w:sz="0" w:val="nil"/>
-                <w:right w:space="0" w:sz="0" w:val="nil"/>
-                <w:between w:space="0" w:sz="0" w:val="nil"/>
+                <w:top w:val="nil"/>
+                <w:left w:val="nil"/>
+                <w:bottom w:val="nil"/>
+                <w:right w:val="nil"/>
+                <w:between w:val="nil"/>
               </w:pBdr>
-              <w:shd w:fill="auto" w:val="clear"/>
-              <w:spacing w:after="0" w:before="0" w:line="240" w:lineRule="auto"/>
-              <w:ind w:left="0" w:right="0" w:firstLine="0"/>
-              <w:jc w:val="left"/>
+              <w:spacing w:line="240" w:lineRule="auto"/>
               <w:rPr>
                 <w:sz w:val="24"/>
                 <w:szCs w:val="24"/>
@@ -585,32 +553,40 @@
               <w:rPr>
                 <w:sz w:val="24"/>
                 <w:szCs w:val="24"/>
-                <w:rtl w:val="0"/>
-              </w:rPr>
-              <w:t xml:space="preserve">4/24/26</w:t>
+              </w:rPr>
+              <w:t>4/2</w:t>
+            </w:r>
+            <w:r>
+              <w:rPr>
+                <w:sz w:val="24"/>
+                <w:szCs w:val="24"/>
+              </w:rPr>
+              <w:t>1</w:t>
+            </w:r>
+            <w:r>
+              <w:rPr>
+                <w:sz w:val="24"/>
+                <w:szCs w:val="24"/>
+              </w:rPr>
+              <w:t>/26</w:t>
             </w:r>
           </w:p>
         </w:tc>
       </w:tr>
       <w:tr>
-        <w:trPr>
-          <w:cantSplit w:val="0"/>
-          <w:tblHeader w:val="0"/>
-        </w:trPr>
         <w:tc>
           <w:tcPr>
-            <w:shd w:fill="auto" w:val="clear"/>
+            <w:tcW w:w="3120" w:type="dxa"/>
             <w:tcMar>
-              <w:top w:w="100.0" w:type="dxa"/>
-              <w:left w:w="100.0" w:type="dxa"/>
-              <w:bottom w:w="100.0" w:type="dxa"/>
-              <w:right w:w="100.0" w:type="dxa"/>
+              <w:top w:w="100" w:type="dxa"/>
+              <w:left w:w="100" w:type="dxa"/>
+              <w:bottom w:w="100" w:type="dxa"/>
+              <w:right w:w="100" w:type="dxa"/>
             </w:tcMar>
-            <w:vAlign w:val="top"/>
           </w:tcPr>
           <w:p>
             <w:pPr>
-              <w:spacing w:after="240" w:before="240" w:lineRule="auto"/>
+              <w:spacing w:before="240" w:after="240"/>
               <w:rPr>
                 <w:sz w:val="24"/>
                 <w:szCs w:val="24"/>
@@ -620,40 +596,32 @@
               <w:rPr>
                 <w:sz w:val="24"/>
                 <w:szCs w:val="24"/>
-                <w:rtl w:val="0"/>
-              </w:rPr>
-              <w:t xml:space="preserve">Gantt Chart</w:t>
+              </w:rPr>
+              <w:t>Gantt Chart</w:t>
             </w:r>
           </w:p>
         </w:tc>
         <w:tc>
           <w:tcPr>
-            <w:shd w:fill="auto" w:val="clear"/>
+            <w:tcW w:w="3120" w:type="dxa"/>
             <w:tcMar>
-              <w:top w:w="100.0" w:type="dxa"/>
-              <w:left w:w="100.0" w:type="dxa"/>
-              <w:bottom w:w="100.0" w:type="dxa"/>
-              <w:right w:w="100.0" w:type="dxa"/>
+              <w:top w:w="100" w:type="dxa"/>
+              <w:left w:w="100" w:type="dxa"/>
+              <w:bottom w:w="100" w:type="dxa"/>
+              <w:right w:w="100" w:type="dxa"/>
             </w:tcMar>
-            <w:vAlign w:val="top"/>
           </w:tcPr>
           <w:p>
             <w:pPr>
-              <w:keepNext w:val="0"/>
-              <w:keepLines w:val="0"/>
-              <w:pageBreakBefore w:val="0"/>
               <w:widowControl w:val="0"/>
               <w:pBdr>
-                <w:top w:space="0" w:sz="0" w:val="nil"/>
-                <w:left w:space="0" w:sz="0" w:val="nil"/>
-                <w:bottom w:space="0" w:sz="0" w:val="nil"/>
-                <w:right w:space="0" w:sz="0" w:val="nil"/>
-                <w:between w:space="0" w:sz="0" w:val="nil"/>
+                <w:top w:val="nil"/>
+                <w:left w:val="nil"/>
+                <w:bottom w:val="nil"/>
+                <w:right w:val="nil"/>
+                <w:between w:val="nil"/>
               </w:pBdr>
-              <w:shd w:fill="auto" w:val="clear"/>
-              <w:spacing w:after="0" w:before="0" w:line="240" w:lineRule="auto"/>
-              <w:ind w:left="0" w:right="0" w:firstLine="0"/>
-              <w:jc w:val="left"/>
+              <w:spacing w:line="240" w:lineRule="auto"/>
               <w:rPr>
                 <w:sz w:val="24"/>
                 <w:szCs w:val="24"/>
@@ -663,22 +631,48 @@
               <w:rPr>
                 <w:sz w:val="24"/>
                 <w:szCs w:val="24"/>
-                <w:rtl w:val="0"/>
-              </w:rPr>
-              <w:t xml:space="preserve">CIVE202_Spring2026_Project4_Group9_GnattChart.xlsx</w:t>
+              </w:rPr>
+              <w:t>CIVE202_Spring2026_</w:t>
+            </w:r>
+            <w:r>
+              <w:rPr>
+                <w:sz w:val="24"/>
+                <w:szCs w:val="24"/>
+              </w:rPr>
+              <w:t>G09_</w:t>
+            </w:r>
+            <w:r>
+              <w:rPr>
+                <w:sz w:val="24"/>
+                <w:szCs w:val="24"/>
+              </w:rPr>
+              <w:t>Project4_G</w:t>
+            </w:r>
+            <w:r>
+              <w:rPr>
+                <w:sz w:val="24"/>
+                <w:szCs w:val="24"/>
+              </w:rPr>
+              <w:t>an</w:t>
+            </w:r>
+            <w:r>
+              <w:rPr>
+                <w:sz w:val="24"/>
+                <w:szCs w:val="24"/>
+              </w:rPr>
+              <w:t>ttChart.xlsx</w:t>
             </w:r>
           </w:p>
         </w:tc>
         <w:tc>
           <w:tcPr>
-            <w:shd w:fill="auto" w:val="clear"/>
+            <w:tcW w:w="3120" w:type="dxa"/>
             <w:tcMar>
-              <w:top w:w="100.0" w:type="dxa"/>
-              <w:left w:w="100.0" w:type="dxa"/>
-              <w:bottom w:w="100.0" w:type="dxa"/>
-              <w:right w:w="100.0" w:type="dxa"/>
+              <w:top w:w="100" w:type="dxa"/>
+              <w:left w:w="100" w:type="dxa"/>
+              <w:bottom w:w="100" w:type="dxa"/>
+              <w:right w:w="100" w:type="dxa"/>
             </w:tcMar>
-            <w:vAlign w:val="top"/>
           </w:tcPr>
           <w:p>
             <w:pPr>
@@ -693,32 +687,40 @@
               <w:rPr>
                 <w:sz w:val="24"/>
                 <w:szCs w:val="24"/>
-                <w:rtl w:val="0"/>
-              </w:rPr>
-              <w:t xml:space="preserve">4/24/26</w:t>
+              </w:rPr>
+              <w:t>4/2</w:t>
+            </w:r>
+            <w:r>
+              <w:rPr>
+                <w:sz w:val="24"/>
+                <w:szCs w:val="24"/>
+              </w:rPr>
+              <w:t>1</w:t>
+            </w:r>
+            <w:r>
+              <w:rPr>
+                <w:sz w:val="24"/>
+                <w:szCs w:val="24"/>
+              </w:rPr>
+              <w:t>/26</w:t>
             </w:r>
           </w:p>
         </w:tc>
       </w:tr>
       <w:tr>
-        <w:trPr>
-          <w:cantSplit w:val="0"/>
-          <w:tblHeader w:val="0"/>
-        </w:trPr>
         <w:tc>
           <w:tcPr>
-            <w:shd w:fill="auto" w:val="clear"/>
+            <w:tcW w:w="3120" w:type="dxa"/>
             <w:tcMar>
-              <w:top w:w="100.0" w:type="dxa"/>
-              <w:left w:w="100.0" w:type="dxa"/>
-              <w:bottom w:w="100.0" w:type="dxa"/>
-              <w:right w:w="100.0" w:type="dxa"/>
+              <w:top w:w="100" w:type="dxa"/>
+              <w:left w:w="100" w:type="dxa"/>
+              <w:bottom w:w="100" w:type="dxa"/>
+              <w:right w:w="100" w:type="dxa"/>
             </w:tcMar>
-            <w:vAlign w:val="top"/>
           </w:tcPr>
           <w:p>
             <w:pPr>
-              <w:spacing w:after="240" w:before="240" w:lineRule="auto"/>
+              <w:spacing w:before="240" w:after="240"/>
               <w:rPr>
                 <w:sz w:val="24"/>
                 <w:szCs w:val="24"/>
@@ -728,40 +730,32 @@
               <w:rPr>
                 <w:sz w:val="24"/>
                 <w:szCs w:val="24"/>
-                <w:rtl w:val="0"/>
-              </w:rPr>
-              <w:t xml:space="preserve">Python Code</w:t>
+              </w:rPr>
+              <w:t>Python Code</w:t>
             </w:r>
           </w:p>
         </w:tc>
         <w:tc>
           <w:tcPr>
-            <w:shd w:fill="auto" w:val="clear"/>
+            <w:tcW w:w="3120" w:type="dxa"/>
             <w:tcMar>
-              <w:top w:w="100.0" w:type="dxa"/>
-              <w:left w:w="100.0" w:type="dxa"/>
-              <w:bottom w:w="100.0" w:type="dxa"/>
-              <w:right w:w="100.0" w:type="dxa"/>
+              <w:top w:w="100" w:type="dxa"/>
+              <w:left w:w="100" w:type="dxa"/>
+              <w:bottom w:w="100" w:type="dxa"/>
+              <w:right w:w="100" w:type="dxa"/>
             </w:tcMar>
-            <w:vAlign w:val="top"/>
           </w:tcPr>
           <w:p>
             <w:pPr>
-              <w:keepNext w:val="0"/>
-              <w:keepLines w:val="0"/>
-              <w:pageBreakBefore w:val="0"/>
               <w:widowControl w:val="0"/>
               <w:pBdr>
-                <w:top w:space="0" w:sz="0" w:val="nil"/>
-                <w:left w:space="0" w:sz="0" w:val="nil"/>
-                <w:bottom w:space="0" w:sz="0" w:val="nil"/>
-                <w:right w:space="0" w:sz="0" w:val="nil"/>
-                <w:between w:space="0" w:sz="0" w:val="nil"/>
+                <w:top w:val="nil"/>
+                <w:left w:val="nil"/>
+                <w:bottom w:val="nil"/>
+                <w:right w:val="nil"/>
+                <w:between w:val="nil"/>
               </w:pBdr>
-              <w:shd w:fill="auto" w:val="clear"/>
-              <w:spacing w:after="0" w:before="0" w:line="240" w:lineRule="auto"/>
-              <w:ind w:left="0" w:right="0" w:firstLine="0"/>
-              <w:jc w:val="left"/>
+              <w:spacing w:line="240" w:lineRule="auto"/>
               <w:rPr>
                 <w:sz w:val="24"/>
                 <w:szCs w:val="24"/>
@@ -771,22 +765,20 @@
               <w:rPr>
                 <w:sz w:val="24"/>
                 <w:szCs w:val="24"/>
-                <w:rtl w:val="0"/>
-              </w:rPr>
-              <w:t xml:space="preserve">CIVE202_Spring2026_G09_Project4_Python.ipynb</w:t>
+              </w:rPr>
+              <w:t>CIVE202_Spring2026_G09_Project4_Python.ipynb</w:t>
             </w:r>
           </w:p>
         </w:tc>
         <w:tc>
           <w:tcPr>
-            <w:shd w:fill="auto" w:val="clear"/>
+            <w:tcW w:w="3120" w:type="dxa"/>
             <w:tcMar>
-              <w:top w:w="100.0" w:type="dxa"/>
-              <w:left w:w="100.0" w:type="dxa"/>
-              <w:bottom w:w="100.0" w:type="dxa"/>
-              <w:right w:w="100.0" w:type="dxa"/>
+              <w:top w:w="100" w:type="dxa"/>
+              <w:left w:w="100" w:type="dxa"/>
+              <w:bottom w:w="100" w:type="dxa"/>
+              <w:right w:w="100" w:type="dxa"/>
             </w:tcMar>
-            <w:vAlign w:val="top"/>
           </w:tcPr>
           <w:p>
             <w:pPr>
@@ -801,32 +793,40 @@
               <w:rPr>
                 <w:sz w:val="24"/>
                 <w:szCs w:val="24"/>
-                <w:rtl w:val="0"/>
-              </w:rPr>
-              <w:t xml:space="preserve">4/24/26</w:t>
+              </w:rPr>
+              <w:t>4/2</w:t>
+            </w:r>
+            <w:r>
+              <w:rPr>
+                <w:sz w:val="24"/>
+                <w:szCs w:val="24"/>
+              </w:rPr>
+              <w:t>1</w:t>
+            </w:r>
+            <w:r>
+              <w:rPr>
+                <w:sz w:val="24"/>
+                <w:szCs w:val="24"/>
+              </w:rPr>
+              <w:t>/26</w:t>
             </w:r>
           </w:p>
         </w:tc>
       </w:tr>
       <w:tr>
-        <w:trPr>
-          <w:cantSplit w:val="0"/>
-          <w:tblHeader w:val="0"/>
-        </w:trPr>
         <w:tc>
           <w:tcPr>
-            <w:shd w:fill="auto" w:val="clear"/>
+            <w:tcW w:w="3120" w:type="dxa"/>
             <w:tcMar>
-              <w:top w:w="100.0" w:type="dxa"/>
-              <w:left w:w="100.0" w:type="dxa"/>
-              <w:bottom w:w="100.0" w:type="dxa"/>
-              <w:right w:w="100.0" w:type="dxa"/>
+              <w:top w:w="100" w:type="dxa"/>
+              <w:left w:w="100" w:type="dxa"/>
+              <w:bottom w:w="100" w:type="dxa"/>
+              <w:right w:w="100" w:type="dxa"/>
             </w:tcMar>
-            <w:vAlign w:val="top"/>
           </w:tcPr>
           <w:p>
             <w:pPr>
-              <w:spacing w:after="240" w:before="240" w:lineRule="auto"/>
+              <w:spacing w:before="240" w:after="240"/>
               <w:rPr>
                 <w:sz w:val="24"/>
                 <w:szCs w:val="24"/>
@@ -836,40 +836,32 @@
               <w:rPr>
                 <w:sz w:val="24"/>
                 <w:szCs w:val="24"/>
-                <w:rtl w:val="0"/>
-              </w:rPr>
-              <w:t xml:space="preserve">Annotated Code Document</w:t>
+              </w:rPr>
+              <w:t>Annotated Code Document</w:t>
             </w:r>
           </w:p>
         </w:tc>
         <w:tc>
           <w:tcPr>
-            <w:shd w:fill="auto" w:val="clear"/>
+            <w:tcW w:w="3120" w:type="dxa"/>
             <w:tcMar>
-              <w:top w:w="100.0" w:type="dxa"/>
-              <w:left w:w="100.0" w:type="dxa"/>
-              <w:bottom w:w="100.0" w:type="dxa"/>
-              <w:right w:w="100.0" w:type="dxa"/>
+              <w:top w:w="100" w:type="dxa"/>
+              <w:left w:w="100" w:type="dxa"/>
+              <w:bottom w:w="100" w:type="dxa"/>
+              <w:right w:w="100" w:type="dxa"/>
             </w:tcMar>
-            <w:vAlign w:val="top"/>
           </w:tcPr>
           <w:p>
             <w:pPr>
-              <w:keepNext w:val="0"/>
-              <w:keepLines w:val="0"/>
-              <w:pageBreakBefore w:val="0"/>
               <w:widowControl w:val="0"/>
               <w:pBdr>
-                <w:top w:space="0" w:sz="0" w:val="nil"/>
-                <w:left w:space="0" w:sz="0" w:val="nil"/>
-                <w:bottom w:space="0" w:sz="0" w:val="nil"/>
-                <w:right w:space="0" w:sz="0" w:val="nil"/>
-                <w:between w:space="0" w:sz="0" w:val="nil"/>
+                <w:top w:val="nil"/>
+                <w:left w:val="nil"/>
+                <w:bottom w:val="nil"/>
+                <w:right w:val="nil"/>
+                <w:between w:val="nil"/>
               </w:pBdr>
-              <w:shd w:fill="auto" w:val="clear"/>
-              <w:spacing w:after="0" w:before="0" w:line="240" w:lineRule="auto"/>
-              <w:ind w:left="0" w:right="0" w:firstLine="0"/>
-              <w:jc w:val="left"/>
+              <w:spacing w:line="240" w:lineRule="auto"/>
               <w:rPr>
                 <w:sz w:val="24"/>
                 <w:szCs w:val="24"/>
@@ -879,22 +871,48 @@
               <w:rPr>
                 <w:sz w:val="24"/>
                 <w:szCs w:val="24"/>
-                <w:rtl w:val="0"/>
-              </w:rPr>
-              <w:t xml:space="preserve">CIVE202-Spring26_Project4_Group9_ACD(1).pdf</w:t>
+              </w:rPr>
+              <w:t>CIVE202</w:t>
+            </w:r>
+            <w:r>
+              <w:rPr>
+                <w:sz w:val="24"/>
+                <w:szCs w:val="24"/>
+              </w:rPr>
+              <w:t>_</w:t>
+            </w:r>
+            <w:r>
+              <w:rPr>
+                <w:sz w:val="24"/>
+                <w:szCs w:val="24"/>
+              </w:rPr>
+              <w:t>Spring26_</w:t>
+            </w:r>
+            <w:r>
+              <w:rPr>
+                <w:sz w:val="24"/>
+                <w:szCs w:val="24"/>
+              </w:rPr>
+              <w:t>G09_</w:t>
+            </w:r>
+            <w:r>
+              <w:rPr>
+                <w:sz w:val="24"/>
+                <w:szCs w:val="24"/>
+              </w:rPr>
+              <w:t>Project4_ACD.pdf</w:t>
             </w:r>
           </w:p>
         </w:tc>
         <w:tc>
           <w:tcPr>
-            <w:shd w:fill="auto" w:val="clear"/>
+            <w:tcW w:w="3120" w:type="dxa"/>
             <w:tcMar>
-              <w:top w:w="100.0" w:type="dxa"/>
-              <w:left w:w="100.0" w:type="dxa"/>
-              <w:bottom w:w="100.0" w:type="dxa"/>
-              <w:right w:w="100.0" w:type="dxa"/>
+              <w:top w:w="100" w:type="dxa"/>
+              <w:left w:w="100" w:type="dxa"/>
+              <w:bottom w:w="100" w:type="dxa"/>
+              <w:right w:w="100" w:type="dxa"/>
             </w:tcMar>
-            <w:vAlign w:val="top"/>
           </w:tcPr>
           <w:p>
             <w:pPr>
@@ -909,32 +927,40 @@
               <w:rPr>
                 <w:sz w:val="24"/>
                 <w:szCs w:val="24"/>
-                <w:rtl w:val="0"/>
-              </w:rPr>
-              <w:t xml:space="preserve">4/24/26</w:t>
+              </w:rPr>
+              <w:t>4/2</w:t>
+            </w:r>
+            <w:r>
+              <w:rPr>
+                <w:sz w:val="24"/>
+                <w:szCs w:val="24"/>
+              </w:rPr>
+              <w:t>1</w:t>
+            </w:r>
+            <w:r>
+              <w:rPr>
+                <w:sz w:val="24"/>
+                <w:szCs w:val="24"/>
+              </w:rPr>
+              <w:t>/26</w:t>
             </w:r>
           </w:p>
         </w:tc>
       </w:tr>
       <w:tr>
-        <w:trPr>
-          <w:cantSplit w:val="0"/>
-          <w:tblHeader w:val="0"/>
-        </w:trPr>
         <w:tc>
           <w:tcPr>
-            <w:shd w:fill="auto" w:val="clear"/>
+            <w:tcW w:w="3120" w:type="dxa"/>
             <w:tcMar>
-              <w:top w:w="100.0" w:type="dxa"/>
-              <w:left w:w="100.0" w:type="dxa"/>
-              <w:bottom w:w="100.0" w:type="dxa"/>
-              <w:right w:w="100.0" w:type="dxa"/>
+              <w:top w:w="100" w:type="dxa"/>
+              <w:left w:w="100" w:type="dxa"/>
+              <w:bottom w:w="100" w:type="dxa"/>
+              <w:right w:w="100" w:type="dxa"/>
             </w:tcMar>
-            <w:vAlign w:val="top"/>
           </w:tcPr>
           <w:p>
             <w:pPr>
-              <w:spacing w:after="240" w:before="240" w:lineRule="auto"/>
+              <w:spacing w:before="240" w:after="240"/>
               <w:rPr>
                 <w:sz w:val="24"/>
                 <w:szCs w:val="24"/>
@@ -944,51 +970,48 @@
               <w:rPr>
                 <w:sz w:val="24"/>
                 <w:szCs w:val="24"/>
-                <w:rtl w:val="0"/>
-              </w:rPr>
-              <w:t xml:space="preserve">Scope of Work</w:t>
+              </w:rPr>
+              <w:t>Scope of Work</w:t>
             </w:r>
           </w:p>
         </w:tc>
         <w:tc>
           <w:tcPr>
-            <w:shd w:fill="auto" w:val="clear"/>
+            <w:tcW w:w="3120" w:type="dxa"/>
             <w:tcMar>
-              <w:top w:w="100.0" w:type="dxa"/>
-              <w:left w:w="100.0" w:type="dxa"/>
-              <w:bottom w:w="100.0" w:type="dxa"/>
-              <w:right w:w="100.0" w:type="dxa"/>
+              <w:top w:w="100" w:type="dxa"/>
+              <w:left w:w="100" w:type="dxa"/>
+              <w:bottom w:w="100" w:type="dxa"/>
+              <w:right w:w="100" w:type="dxa"/>
             </w:tcMar>
-            <w:vAlign w:val="top"/>
           </w:tcPr>
           <w:p>
             <w:pPr>
               <w:spacing w:line="240" w:lineRule="auto"/>
-              <w:rPr/>
             </w:pPr>
             <w:r>
-              <w:rPr>
-                <w:rtl w:val="0"/>
-              </w:rPr>
-              <w:t xml:space="preserve">CIVE202_Spring2026_Project4_SOW</w:t>
-            </w:r>
-            <w:r>
-              <w:rPr>
-                <w:rtl w:val="0"/>
-              </w:rPr>
+              <w:t>CIVE202_Spring2026_</w:t>
+            </w:r>
+            <w:r>
+              <w:t>G09_</w:t>
+            </w:r>
+            <w:r>
+              <w:t>Project4_SOW</w:t>
+            </w:r>
+            <w:r>
+              <w:t>.docx</w:t>
             </w:r>
           </w:p>
         </w:tc>
         <w:tc>
           <w:tcPr>
-            <w:shd w:fill="auto" w:val="clear"/>
+            <w:tcW w:w="3120" w:type="dxa"/>
             <w:tcMar>
-              <w:top w:w="100.0" w:type="dxa"/>
-              <w:left w:w="100.0" w:type="dxa"/>
-              <w:bottom w:w="100.0" w:type="dxa"/>
-              <w:right w:w="100.0" w:type="dxa"/>
+              <w:top w:w="100" w:type="dxa"/>
+              <w:left w:w="100" w:type="dxa"/>
+              <w:bottom w:w="100" w:type="dxa"/>
+              <w:right w:w="100" w:type="dxa"/>
             </w:tcMar>
-            <w:vAlign w:val="top"/>
           </w:tcPr>
           <w:p>
             <w:pPr>
@@ -1003,32 +1026,40 @@
               <w:rPr>
                 <w:sz w:val="24"/>
                 <w:szCs w:val="24"/>
-                <w:rtl w:val="0"/>
-              </w:rPr>
-              <w:t xml:space="preserve">4/24/26</w:t>
+              </w:rPr>
+              <w:t>4/2</w:t>
+            </w:r>
+            <w:r>
+              <w:rPr>
+                <w:sz w:val="24"/>
+                <w:szCs w:val="24"/>
+              </w:rPr>
+              <w:t>1</w:t>
+            </w:r>
+            <w:r>
+              <w:rPr>
+                <w:sz w:val="24"/>
+                <w:szCs w:val="24"/>
+              </w:rPr>
+              <w:t>/26</w:t>
             </w:r>
           </w:p>
         </w:tc>
       </w:tr>
       <w:tr>
-        <w:trPr>
-          <w:cantSplit w:val="0"/>
-          <w:tblHeader w:val="0"/>
-        </w:trPr>
         <w:tc>
           <w:tcPr>
-            <w:shd w:fill="auto" w:val="clear"/>
+            <w:tcW w:w="3120" w:type="dxa"/>
             <w:tcMar>
-              <w:top w:w="100.0" w:type="dxa"/>
-              <w:left w:w="100.0" w:type="dxa"/>
-              <w:bottom w:w="100.0" w:type="dxa"/>
-              <w:right w:w="100.0" w:type="dxa"/>
+              <w:top w:w="100" w:type="dxa"/>
+              <w:left w:w="100" w:type="dxa"/>
+              <w:bottom w:w="100" w:type="dxa"/>
+              <w:right w:w="100" w:type="dxa"/>
             </w:tcMar>
-            <w:vAlign w:val="top"/>
           </w:tcPr>
           <w:p>
             <w:pPr>
-              <w:spacing w:after="240" w:before="240" w:lineRule="auto"/>
+              <w:spacing w:before="240" w:after="240"/>
               <w:rPr>
                 <w:sz w:val="24"/>
                 <w:szCs w:val="24"/>
@@ -1038,22 +1069,21 @@
               <w:rPr>
                 <w:sz w:val="24"/>
                 <w:szCs w:val="24"/>
-                <w:rtl w:val="0"/>
-              </w:rPr>
-              <w:t xml:space="preserve">Written Report</w:t>
+              </w:rPr>
+              <w:lastRenderedPageBreak/>
+              <w:t>Written Report</w:t>
             </w:r>
           </w:p>
         </w:tc>
         <w:tc>
           <w:tcPr>
-            <w:shd w:fill="auto" w:val="clear"/>
+            <w:tcW w:w="3120" w:type="dxa"/>
             <w:tcMar>
-              <w:top w:w="100.0" w:type="dxa"/>
-              <w:left w:w="100.0" w:type="dxa"/>
-              <w:bottom w:w="100.0" w:type="dxa"/>
-              <w:right w:w="100.0" w:type="dxa"/>
+              <w:top w:w="100" w:type="dxa"/>
+              <w:left w:w="100" w:type="dxa"/>
+              <w:bottom w:w="100" w:type="dxa"/>
+              <w:right w:w="100" w:type="dxa"/>
             </w:tcMar>
-            <w:vAlign w:val="top"/>
           </w:tcPr>
           <w:p>
             <w:pPr>
@@ -1064,28 +1094,28 @@
               </w:rPr>
             </w:pPr>
             <w:r>
-              <w:rPr>
-                <w:rtl w:val="0"/>
-              </w:rPr>
-              <w:t xml:space="preserve">CIVE202_Spring2026_Project4_WrittenReport</w:t>
-            </w:r>
-            <w:r>
-              <w:rPr>
-                <w:rtl w:val="0"/>
-              </w:rPr>
+              <w:t>CIVE202_Spring2026_</w:t>
+            </w:r>
+            <w:r>
+              <w:t>G09_</w:t>
+            </w:r>
+            <w:r>
+              <w:t>Project4_WrittenReport</w:t>
+            </w:r>
+            <w:r>
+              <w:t>.docx</w:t>
             </w:r>
           </w:p>
         </w:tc>
         <w:tc>
           <w:tcPr>
-            <w:shd w:fill="auto" w:val="clear"/>
+            <w:tcW w:w="3120" w:type="dxa"/>
             <w:tcMar>
-              <w:top w:w="100.0" w:type="dxa"/>
-              <w:left w:w="100.0" w:type="dxa"/>
-              <w:bottom w:w="100.0" w:type="dxa"/>
-              <w:right w:w="100.0" w:type="dxa"/>
+              <w:top w:w="100" w:type="dxa"/>
+              <w:left w:w="100" w:type="dxa"/>
+              <w:bottom w:w="100" w:type="dxa"/>
+              <w:right w:w="100" w:type="dxa"/>
             </w:tcMar>
-            <w:vAlign w:val="top"/>
           </w:tcPr>
           <w:p>
             <w:pPr>
@@ -1100,46 +1130,47 @@
               <w:rPr>
                 <w:sz w:val="24"/>
                 <w:szCs w:val="24"/>
-                <w:rtl w:val="0"/>
-              </w:rPr>
-              <w:t xml:space="preserve">4/24/26</w:t>
+              </w:rPr>
+              <w:t>4/2</w:t>
+            </w:r>
+            <w:r>
+              <w:rPr>
+                <w:sz w:val="24"/>
+                <w:szCs w:val="24"/>
+              </w:rPr>
+              <w:t>1</w:t>
+            </w:r>
+            <w:r>
+              <w:rPr>
+                <w:sz w:val="24"/>
+                <w:szCs w:val="24"/>
+              </w:rPr>
+              <w:t>/26</w:t>
             </w:r>
           </w:p>
         </w:tc>
       </w:tr>
     </w:tbl>
-    <w:p>
-      <w:pPr>
-        <w:rPr/>
-      </w:pPr>
-      <w:r>
-        <w:rPr>
-          <w:rtl w:val="0"/>
-        </w:rPr>
-      </w:r>
-    </w:p>
+    <w:p/>
     <w:sectPr>
-      <w:pgSz w:h="15840" w:w="12240" w:orient="portrait"/>
-      <w:pgMar w:bottom="1440" w:top="1440" w:left="1440" w:right="1440" w:header="720" w:footer="720"/>
+      <w:pgSz w:w="12240" w:h="15840"/>
+      <w:pgMar w:top="1440" w:right="1440" w:bottom="1440" w:left="1440" w:header="720" w:footer="720" w:gutter="0"/>
       <w:pgNumType w:start="1"/>
+      <w:cols w:space="720"/>
     </w:sectPr>
   </w:body>
 </w:document>
 </file>
 
-<file path=word/numbering.xml><?xml version="1.0" encoding="utf-8"?>
-<w:numbering xmlns:mc="http://schemas.openxmlformats.org/markup-compatibility/2006" xmlns:o="urn:schemas-microsoft-com:office:office" xmlns:r="http://schemas.openxmlformats.org/officeDocument/2006/relationships" xmlns:m="http://schemas.openxmlformats.org/officeDocument/2006/math" xmlns:v="urn:schemas-microsoft-com:vml" xmlns:wp="http://schemas.openxmlformats.org/drawingml/2006/wordprocessingDrawing" xmlns:w10="urn:schemas-microsoft-com:office:word" xmlns:w="http://schemas.openxmlformats.org/wordprocessingml/2006/main" xmlns:wne="http://schemas.microsoft.com/office/word/2006/wordml" xmlns:sl="http://schemas.openxmlformats.org/schemaLibrary/2006/main" xmlns:a="http://schemas.openxmlformats.org/drawingml/2006/main" xmlns:pic="http://schemas.openxmlformats.org/drawingml/2006/picture" xmlns:c="http://schemas.openxmlformats.org/drawingml/2006/chart" xmlns:lc="http://schemas.openxmlformats.org/drawingml/2006/lockedCanvas" xmlns:dgm="http://schemas.openxmlformats.org/drawingml/2006/diagram" xmlns:wps="http://schemas.microsoft.com/office/word/2010/wordprocessingShape" xmlns:wpg="http://schemas.microsoft.com/office/word/2010/wordprocessingGroup" xmlns:w14="http://schemas.microsoft.com/office/word/2010/wordml" xmlns:w15="http://schemas.microsoft.com/office/word/2012/wordml" xmlns:w16="http://schemas.microsoft.com/office/word/2018/wordml" xmlns:w16cex="http://schemas.microsoft.com/office/word/2018/wordml/cex" xmlns:w16cid="http://schemas.microsoft.com/office/word/2016/wordml/cid" xmlns="http://schemas.microsoft.com/office/tasks/2019/documenttasks" xmlns:cr="http://schemas.microsoft.com/office/comments/2020/reactions"/>
-</file>
-
 <file path=word/styles.xml><?xml version="1.0" encoding="utf-8"?>
-<w:styles xmlns:mc="http://schemas.openxmlformats.org/markup-compatibility/2006" xmlns:o="urn:schemas-microsoft-com:office:office" xmlns:r="http://schemas.openxmlformats.org/officeDocument/2006/relationships" xmlns:m="http://schemas.openxmlformats.org/officeDocument/2006/math" xmlns:v="urn:schemas-microsoft-com:vml" xmlns:wp="http://schemas.openxmlformats.org/drawingml/2006/wordprocessingDrawing" xmlns:w10="urn:schemas-microsoft-com:office:word" xmlns:w="http://schemas.openxmlformats.org/wordprocessingml/2006/main" xmlns:wne="http://schemas.microsoft.com/office/word/2006/wordml" xmlns:sl="http://schemas.openxmlformats.org/schemaLibrary/2006/main" xmlns:a="http://schemas.openxmlformats.org/drawingml/2006/main" xmlns:pic="http://schemas.openxmlformats.org/drawingml/2006/picture" xmlns:c="http://schemas.openxmlformats.org/drawingml/2006/chart" xmlns:lc="http://schemas.openxmlformats.org/drawingml/2006/lockedCanvas" xmlns:dgm="http://schemas.openxmlformats.org/drawingml/2006/diagram" xmlns:wps="http://schemas.microsoft.com/office/word/2010/wordprocessingShape" xmlns:wpg="http://schemas.microsoft.com/office/word/2010/wordprocessingGroup" xmlns:w14="http://schemas.microsoft.com/office/word/2010/wordml" xmlns:w15="http://schemas.microsoft.com/office/word/2012/wordml" xmlns:w16="http://schemas.microsoft.com/office/word/2018/wordml" xmlns:w16cex="http://schemas.microsoft.com/office/word/2018/wordml/cex" xmlns:w16cid="http://schemas.microsoft.com/office/word/2016/wordml/cid" xmlns="http://schemas.microsoft.com/office/tasks/2019/documenttasks" xmlns:cr="http://schemas.microsoft.com/office/comments/2020/reactions">
+<w:styles xmlns:mc="http://schemas.openxmlformats.org/markup-compatibility/2006" xmlns:r="http://schemas.openxmlformats.org/officeDocument/2006/relationships" xmlns:w="http://schemas.openxmlformats.org/wordprocessingml/2006/main" xmlns:w14="http://schemas.microsoft.com/office/word/2010/wordml" xmlns:w15="http://schemas.microsoft.com/office/word/2012/wordml" xmlns:w16cex="http://schemas.microsoft.com/office/word/2018/wordml/cex" xmlns:w16cid="http://schemas.microsoft.com/office/word/2016/wordml/cid" xmlns:w16="http://schemas.microsoft.com/office/word/2018/wordml" xmlns:w16du="http://schemas.microsoft.com/office/word/2023/wordml/word16du" xmlns:w16sdtdh="http://schemas.microsoft.com/office/word/2020/wordml/sdtdatahash" xmlns:w16sdtfl="http://schemas.microsoft.com/office/word/2024/wordml/sdtformatlock" xmlns:w16se="http://schemas.microsoft.com/office/word/2015/wordml/symex" mc:Ignorable="w14 w15 w16se w16cid w16 w16cex w16sdtdh w16sdtfl w16du">
   <w:docDefaults>
     <w:rPrDefault>
       <w:rPr>
-        <w:rFonts w:ascii="Arial" w:cs="Arial" w:eastAsia="Arial" w:hAnsi="Arial"/>
+        <w:rFonts w:ascii="Arial" w:eastAsia="Arial" w:hAnsi="Arial" w:cs="Arial"/>
         <w:sz w:val="22"/>
         <w:szCs w:val="22"/>
-        <w:lang w:val="en"/>
+        <w:lang w:val="en" w:eastAsia="en-US" w:bidi="ar-SA"/>
       </w:rPr>
     </w:rPrDefault>
     <w:pPrDefault>
@@ -1148,29 +1179,399 @@
       </w:pPr>
     </w:pPrDefault>
   </w:docDefaults>
-  <w:style w:type="table" w:styleId="TableNormal" w:default="1">
-    <w:name w:val="TableNormal"/>
-    <w:tblPr>
-      <w:tblCellMar>
-        <w:top w:w="100.0" w:type="dxa"/>
-        <w:left w:w="100.0" w:type="dxa"/>
-        <w:bottom w:w="100.0" w:type="dxa"/>
-        <w:right w:w="100.0" w:type="dxa"/>
-      </w:tblCellMar>
-    </w:tblPr>
-  </w:style>
-  <w:style w:type="paragraph" w:styleId="Normal" w:default="1">
-    <w:name w:val="normal"/>
+  <w:latentStyles w:defLockedState="0" w:defUIPriority="99" w:defSemiHidden="0" w:defUnhideWhenUsed="0" w:defQFormat="0" w:count="376">
+    <w:lsdException w:name="Normal" w:uiPriority="0" w:qFormat="1"/>
+    <w:lsdException w:name="heading 1" w:uiPriority="9" w:qFormat="1"/>
+    <w:lsdException w:name="heading 2" w:semiHidden="1" w:uiPriority="9" w:unhideWhenUsed="1" w:qFormat="1"/>
+    <w:lsdException w:name="heading 3" w:semiHidden="1" w:uiPriority="9" w:unhideWhenUsed="1" w:qFormat="1"/>
+    <w:lsdException w:name="heading 4" w:semiHidden="1" w:uiPriority="9" w:unhideWhenUsed="1" w:qFormat="1"/>
+    <w:lsdException w:name="heading 5" w:semiHidden="1" w:uiPriority="9" w:unhideWhenUsed="1" w:qFormat="1"/>
+    <w:lsdException w:name="heading 6" w:semiHidden="1" w:uiPriority="9" w:unhideWhenUsed="1" w:qFormat="1"/>
+    <w:lsdException w:name="heading 7" w:semiHidden="1" w:uiPriority="9" w:unhideWhenUsed="1" w:qFormat="1"/>
+    <w:lsdException w:name="heading 8" w:semiHidden="1" w:uiPriority="9" w:unhideWhenUsed="1" w:qFormat="1"/>
+    <w:lsdException w:name="heading 9" w:semiHidden="1" w:uiPriority="9" w:unhideWhenUsed="1" w:qFormat="1"/>
+    <w:lsdException w:name="index 1" w:semiHidden="1" w:unhideWhenUsed="1"/>
+    <w:lsdException w:name="index 2" w:semiHidden="1" w:unhideWhenUsed="1"/>
+    <w:lsdException w:name="index 3" w:semiHidden="1" w:unhideWhenUsed="1"/>
+    <w:lsdException w:name="index 4" w:semiHidden="1" w:unhideWhenUsed="1"/>
+    <w:lsdException w:name="index 5" w:semiHidden="1" w:unhideWhenUsed="1"/>
+    <w:lsdException w:name="index 6" w:semiHidden="1" w:unhideWhenUsed="1"/>
+    <w:lsdException w:name="index 7" w:semiHidden="1" w:unhideWhenUsed="1"/>
+    <w:lsdException w:name="index 8" w:semiHidden="1" w:unhideWhenUsed="1"/>
+    <w:lsdException w:name="index 9" w:semiHidden="1" w:unhideWhenUsed="1"/>
+    <w:lsdException w:name="toc 1" w:semiHidden="1" w:uiPriority="39" w:unhideWhenUsed="1"/>
+    <w:lsdException w:name="toc 2" w:semiHidden="1" w:uiPriority="39" w:unhideWhenUsed="1"/>
+    <w:lsdException w:name="toc 3" w:semiHidden="1" w:uiPriority="39" w:unhideWhenUsed="1"/>
+    <w:lsdException w:name="toc 4" w:semiHidden="1" w:uiPriority="39" w:unhideWhenUsed="1"/>
+    <w:lsdException w:name="toc 5" w:semiHidden="1" w:uiPriority="39" w:unhideWhenUsed="1"/>
+    <w:lsdException w:name="toc 6" w:semiHidden="1" w:uiPriority="39" w:unhideWhenUsed="1"/>
+    <w:lsdException w:name="toc 7" w:semiHidden="1" w:uiPriority="39" w:unhideWhenUsed="1"/>
+    <w:lsdException w:name="toc 8" w:semiHidden="1" w:uiPriority="39" w:unhideWhenUsed="1"/>
+    <w:lsdException w:name="toc 9" w:semiHidden="1" w:uiPriority="39" w:unhideWhenUsed="1"/>
+    <w:lsdException w:name="Normal Indent" w:semiHidden="1" w:unhideWhenUsed="1"/>
+    <w:lsdException w:name="footnote text" w:semiHidden="1" w:unhideWhenUsed="1"/>
+    <w:lsdException w:name="annotation text" w:semiHidden="1" w:unhideWhenUsed="1"/>
+    <w:lsdException w:name="header" w:semiHidden="1" w:unhideWhenUsed="1"/>
+    <w:lsdException w:name="footer" w:semiHidden="1" w:unhideWhenUsed="1"/>
+    <w:lsdException w:name="index heading" w:semiHidden="1" w:unhideWhenUsed="1"/>
+    <w:lsdException w:name="caption" w:semiHidden="1" w:uiPriority="35" w:unhideWhenUsed="1" w:qFormat="1"/>
+    <w:lsdException w:name="table of figures" w:semiHidden="1" w:unhideWhenUsed="1"/>
+    <w:lsdException w:name="envelope address" w:semiHidden="1" w:unhideWhenUsed="1"/>
+    <w:lsdException w:name="envelope return" w:semiHidden="1" w:unhideWhenUsed="1"/>
+    <w:lsdException w:name="footnote reference" w:semiHidden="1" w:unhideWhenUsed="1"/>
+    <w:lsdException w:name="annotation reference" w:semiHidden="1" w:unhideWhenUsed="1"/>
+    <w:lsdException w:name="line number" w:semiHidden="1" w:unhideWhenUsed="1"/>
+    <w:lsdException w:name="page number" w:semiHidden="1" w:unhideWhenUsed="1"/>
+    <w:lsdException w:name="endnote reference" w:semiHidden="1" w:unhideWhenUsed="1"/>
+    <w:lsdException w:name="endnote text" w:semiHidden="1" w:unhideWhenUsed="1"/>
+    <w:lsdException w:name="table of authorities" w:semiHidden="1" w:unhideWhenUsed="1"/>
+    <w:lsdException w:name="macro" w:semiHidden="1" w:unhideWhenUsed="1"/>
+    <w:lsdException w:name="toa heading" w:semiHidden="1" w:unhideWhenUsed="1"/>
+    <w:lsdException w:name="List" w:semiHidden="1" w:unhideWhenUsed="1"/>
+    <w:lsdException w:name="List Bullet" w:semiHidden="1" w:unhideWhenUsed="1"/>
+    <w:lsdException w:name="List Number" w:semiHidden="1" w:unhideWhenUsed="1"/>
+    <w:lsdException w:name="List 2" w:semiHidden="1" w:unhideWhenUsed="1"/>
+    <w:lsdException w:name="List 3" w:semiHidden="1" w:unhideWhenUsed="1"/>
+    <w:lsdException w:name="List 4" w:semiHidden="1" w:unhideWhenUsed="1"/>
+    <w:lsdException w:name="List 5" w:semiHidden="1" w:unhideWhenUsed="1"/>
+    <w:lsdException w:name="List Bullet 2" w:semiHidden="1" w:unhideWhenUsed="1"/>
+    <w:lsdException w:name="List Bullet 3" w:semiHidden="1" w:unhideWhenUsed="1"/>
+    <w:lsdException w:name="List Bullet 4" w:semiHidden="1" w:unhideWhenUsed="1"/>
+    <w:lsdException w:name="List Bullet 5" w:semiHidden="1" w:unhideWhenUsed="1"/>
+    <w:lsdException w:name="List Number 2" w:semiHidden="1" w:unhideWhenUsed="1"/>
+    <w:lsdException w:name="List Number 3" w:semiHidden="1" w:unhideWhenUsed="1"/>
+    <w:lsdException w:name="List Number 4" w:semiHidden="1" w:unhideWhenUsed="1"/>
+    <w:lsdException w:name="List Number 5" w:semiHidden="1" w:unhideWhenUsed="1"/>
+    <w:lsdException w:name="Title" w:uiPriority="10" w:qFormat="1"/>
+    <w:lsdException w:name="Closing" w:semiHidden="1" w:unhideWhenUsed="1"/>
+    <w:lsdException w:name="Signature" w:semiHidden="1" w:unhideWhenUsed="1"/>
+    <w:lsdException w:name="Default Paragraph Font" w:semiHidden="1" w:uiPriority="1" w:unhideWhenUsed="1"/>
+    <w:lsdException w:name="Body Text" w:semiHidden="1" w:unhideWhenUsed="1"/>
+    <w:lsdException w:name="Body Text Indent" w:semiHidden="1" w:unhideWhenUsed="1"/>
+    <w:lsdException w:name="List Continue" w:semiHidden="1" w:unhideWhenUsed="1"/>
+    <w:lsdException w:name="List Continue 2" w:semiHidden="1" w:unhideWhenUsed="1"/>
+    <w:lsdException w:name="List Continue 3" w:semiHidden="1" w:unhideWhenUsed="1"/>
+    <w:lsdException w:name="List Continue 4" w:semiHidden="1" w:unhideWhenUsed="1"/>
+    <w:lsdException w:name="List Continue 5" w:semiHidden="1" w:unhideWhenUsed="1"/>
+    <w:lsdException w:name="Message Header" w:semiHidden="1" w:unhideWhenUsed="1"/>
+    <w:lsdException w:name="Subtitle" w:uiPriority="11" w:qFormat="1"/>
+    <w:lsdException w:name="Salutation" w:semiHidden="1" w:unhideWhenUsed="1"/>
+    <w:lsdException w:name="Date" w:semiHidden="1" w:unhideWhenUsed="1"/>
+    <w:lsdException w:name="Body Text First Indent" w:semiHidden="1" w:unhideWhenUsed="1"/>
+    <w:lsdException w:name="Body Text First Indent 2" w:semiHidden="1" w:unhideWhenUsed="1"/>
+    <w:lsdException w:name="Note Heading" w:semiHidden="1" w:unhideWhenUsed="1"/>
+    <w:lsdException w:name="Body Text 2" w:semiHidden="1" w:unhideWhenUsed="1"/>
+    <w:lsdException w:name="Body Text 3" w:semiHidden="1" w:unhideWhenUsed="1"/>
+    <w:lsdException w:name="Body Text Indent 2" w:semiHidden="1" w:unhideWhenUsed="1"/>
+    <w:lsdException w:name="Body Text Indent 3" w:semiHidden="1" w:unhideWhenUsed="1"/>
+    <w:lsdException w:name="Block Text" w:semiHidden="1" w:unhideWhenUsed="1"/>
+    <w:lsdException w:name="Hyperlink" w:semiHidden="1" w:unhideWhenUsed="1"/>
+    <w:lsdException w:name="FollowedHyperlink" w:semiHidden="1" w:unhideWhenUsed="1"/>
+    <w:lsdException w:name="Strong" w:uiPriority="22" w:qFormat="1"/>
+    <w:lsdException w:name="Emphasis" w:uiPriority="20" w:qFormat="1"/>
+    <w:lsdException w:name="Document Map" w:semiHidden="1" w:unhideWhenUsed="1"/>
+    <w:lsdException w:name="Plain Text" w:semiHidden="1" w:unhideWhenUsed="1"/>
+    <w:lsdException w:name="E-mail Signature" w:semiHidden="1" w:unhideWhenUsed="1"/>
+    <w:lsdException w:name="HTML Top of Form" w:semiHidden="1" w:unhideWhenUsed="1"/>
+    <w:lsdException w:name="HTML Bottom of Form" w:semiHidden="1" w:unhideWhenUsed="1"/>
+    <w:lsdException w:name="Normal (Web)" w:semiHidden="1" w:unhideWhenUsed="1"/>
+    <w:lsdException w:name="HTML Acronym" w:semiHidden="1" w:unhideWhenUsed="1"/>
+    <w:lsdException w:name="HTML Address" w:semiHidden="1" w:unhideWhenUsed="1"/>
+    <w:lsdException w:name="HTML Cite" w:semiHidden="1" w:unhideWhenUsed="1"/>
+    <w:lsdException w:name="HTML Code" w:semiHidden="1" w:unhideWhenUsed="1"/>
+    <w:lsdException w:name="HTML Definition" w:semiHidden="1" w:unhideWhenUsed="1"/>
+    <w:lsdException w:name="HTML Keyboard" w:semiHidden="1" w:unhideWhenUsed="1"/>
+    <w:lsdException w:name="HTML Preformatted" w:semiHidden="1" w:unhideWhenUsed="1"/>
+    <w:lsdException w:name="HTML Sample" w:semiHidden="1" w:unhideWhenUsed="1"/>
+    <w:lsdException w:name="HTML Typewriter" w:semiHidden="1" w:unhideWhenUsed="1"/>
+    <w:lsdException w:name="HTML Variable" w:semiHidden="1" w:unhideWhenUsed="1"/>
+    <w:lsdException w:name="Normal Table" w:semiHidden="1" w:unhideWhenUsed="1"/>
+    <w:lsdException w:name="annotation subject" w:semiHidden="1" w:unhideWhenUsed="1"/>
+    <w:lsdException w:name="No List" w:semiHidden="1" w:unhideWhenUsed="1"/>
+    <w:lsdException w:name="Outline List 1" w:semiHidden="1" w:unhideWhenUsed="1"/>
+    <w:lsdException w:name="Outline List 2" w:semiHidden="1" w:unhideWhenUsed="1"/>
+    <w:lsdException w:name="Outline List 3" w:semiHidden="1" w:unhideWhenUsed="1"/>
+    <w:lsdException w:name="Table Simple 1" w:semiHidden="1" w:unhideWhenUsed="1"/>
+    <w:lsdException w:name="Table Simple 2" w:semiHidden="1" w:unhideWhenUsed="1"/>
+    <w:lsdException w:name="Table Simple 3" w:semiHidden="1" w:unhideWhenUsed="1"/>
+    <w:lsdException w:name="Table Classic 1" w:semiHidden="1" w:unhideWhenUsed="1"/>
+    <w:lsdException w:name="Table Classic 2" w:semiHidden="1" w:unhideWhenUsed="1"/>
+    <w:lsdException w:name="Table Classic 3" w:semiHidden="1" w:unhideWhenUsed="1"/>
+    <w:lsdException w:name="Table Classic 4" w:semiHidden="1" w:unhideWhenUsed="1"/>
+    <w:lsdException w:name="Table Colorful 1" w:semiHidden="1" w:unhideWhenUsed="1"/>
+    <w:lsdException w:name="Table Colorful 2" w:semiHidden="1" w:unhideWhenUsed="1"/>
+    <w:lsdException w:name="Table Colorful 3" w:semiHidden="1" w:unhideWhenUsed="1"/>
+    <w:lsdException w:name="Table Columns 1" w:semiHidden="1" w:unhideWhenUsed="1"/>
+    <w:lsdException w:name="Table Columns 2" w:semiHidden="1" w:unhideWhenUsed="1"/>
+    <w:lsdException w:name="Table Columns 3" w:semiHidden="1" w:unhideWhenUsed="1"/>
+    <w:lsdException w:name="Table Columns 4" w:semiHidden="1" w:unhideWhenUsed="1"/>
+    <w:lsdException w:name="Table Columns 5" w:semiHidden="1" w:unhideWhenUsed="1"/>
+    <w:lsdException w:name="Table Grid 1" w:semiHidden="1" w:unhideWhenUsed="1"/>
+    <w:lsdException w:name="Table Grid 2" w:semiHidden="1" w:unhideWhenUsed="1"/>
+    <w:lsdException w:name="Table Grid 3" w:semiHidden="1" w:unhideWhenUsed="1"/>
+    <w:lsdException w:name="Table Grid 4" w:semiHidden="1" w:unhideWhenUsed="1"/>
+    <w:lsdException w:name="Table Grid 5" w:semiHidden="1" w:unhideWhenUsed="1"/>
+    <w:lsdException w:name="Table Grid 6" w:semiHidden="1" w:unhideWhenUsed="1"/>
+    <w:lsdException w:name="Table Grid 7" w:semiHidden="1" w:unhideWhenUsed="1"/>
+    <w:lsdException w:name="Table Grid 8" w:semiHidden="1" w:unhideWhenUsed="1"/>
+    <w:lsdException w:name="Table List 1" w:semiHidden="1" w:unhideWhenUsed="1"/>
+    <w:lsdException w:name="Table List 2" w:semiHidden="1" w:unhideWhenUsed="1"/>
+    <w:lsdException w:name="Table List 3" w:semiHidden="1" w:unhideWhenUsed="1"/>
+    <w:lsdException w:name="Table List 4" w:semiHidden="1" w:unhideWhenUsed="1"/>
+    <w:lsdException w:name="Table List 5" w:semiHidden="1" w:unhideWhenUsed="1"/>
+    <w:lsdException w:name="Table List 6" w:semiHidden="1" w:unhideWhenUsed="1"/>
+    <w:lsdException w:name="Table List 7" w:semiHidden="1" w:unhideWhenUsed="1"/>
+    <w:lsdException w:name="Table List 8" w:semiHidden="1" w:unhideWhenUsed="1"/>
+    <w:lsdException w:name="Table 3D effects 1" w:semiHidden="1" w:unhideWhenUsed="1"/>
+    <w:lsdException w:name="Table 3D effects 2" w:semiHidden="1" w:unhideWhenUsed="1"/>
+    <w:lsdException w:name="Table 3D effects 3" w:semiHidden="1" w:unhideWhenUsed="1"/>
+    <w:lsdException w:name="Table Contemporary" w:semiHidden="1" w:unhideWhenUsed="1"/>
+    <w:lsdException w:name="Table Elegant" w:semiHidden="1" w:unhideWhenUsed="1"/>
+    <w:lsdException w:name="Table Professional" w:semiHidden="1" w:unhideWhenUsed="1"/>
+    <w:lsdException w:name="Table Subtle 1" w:semiHidden="1" w:unhideWhenUsed="1"/>
+    <w:lsdException w:name="Table Subtle 2" w:semiHidden="1" w:unhideWhenUsed="1"/>
+    <w:lsdException w:name="Table Web 1" w:semiHidden="1" w:unhideWhenUsed="1"/>
+    <w:lsdException w:name="Table Web 2" w:semiHidden="1" w:unhideWhenUsed="1"/>
+    <w:lsdException w:name="Table Web 3" w:semiHidden="1" w:unhideWhenUsed="1"/>
+    <w:lsdException w:name="Balloon Text" w:semiHidden="1" w:unhideWhenUsed="1"/>
+    <w:lsdException w:name="Table Grid" w:uiPriority="39"/>
+    <w:lsdException w:name="Table Theme" w:semiHidden="1" w:unhideWhenUsed="1"/>
+    <w:lsdException w:name="Placeholder Text" w:semiHidden="1"/>
+    <w:lsdException w:name="No Spacing" w:uiPriority="1" w:qFormat="1"/>
+    <w:lsdException w:name="Light Shading" w:uiPriority="60"/>
+    <w:lsdException w:name="Light List" w:uiPriority="61"/>
+    <w:lsdException w:name="Light Grid" w:uiPriority="62"/>
+    <w:lsdException w:name="Medium Shading 1" w:uiPriority="63"/>
+    <w:lsdException w:name="Medium Shading 2" w:uiPriority="64"/>
+    <w:lsdException w:name="Medium List 1" w:uiPriority="65"/>
+    <w:lsdException w:name="Medium List 2" w:uiPriority="66"/>
+    <w:lsdException w:name="Medium Grid 1" w:uiPriority="67"/>
+    <w:lsdException w:name="Medium Grid 2" w:uiPriority="68"/>
+    <w:lsdException w:name="Medium Grid 3" w:uiPriority="69"/>
+    <w:lsdException w:name="Dark List" w:uiPriority="70"/>
+    <w:lsdException w:name="Colorful Shading" w:uiPriority="71"/>
+    <w:lsdException w:name="Colorful List" w:uiPriority="72"/>
+    <w:lsdException w:name="Colorful Grid" w:uiPriority="73"/>
+    <w:lsdException w:name="Light Shading Accent 1" w:uiPriority="60"/>
+    <w:lsdException w:name="Light List Accent 1" w:uiPriority="61"/>
+    <w:lsdException w:name="Light Grid Accent 1" w:uiPriority="62"/>
+    <w:lsdException w:name="Medium Shading 1 Accent 1" w:uiPriority="63"/>
+    <w:lsdException w:name="Medium Shading 2 Accent 1" w:uiPriority="64"/>
+    <w:lsdException w:name="Medium List 1 Accent 1" w:uiPriority="65"/>
+    <w:lsdException w:name="Revision" w:semiHidden="1"/>
+    <w:lsdException w:name="List Paragraph" w:uiPriority="34" w:qFormat="1"/>
+    <w:lsdException w:name="Quote" w:uiPriority="29" w:qFormat="1"/>
+    <w:lsdException w:name="Intense Quote" w:uiPriority="30" w:qFormat="1"/>
+    <w:lsdException w:name="Medium List 2 Accent 1" w:uiPriority="66"/>
+    <w:lsdException w:name="Medium Grid 1 Accent 1" w:uiPriority="67"/>
+    <w:lsdException w:name="Medium Grid 2 Accent 1" w:uiPriority="68"/>
+    <w:lsdException w:name="Medium Grid 3 Accent 1" w:uiPriority="69"/>
+    <w:lsdException w:name="Dark List Accent 1" w:uiPriority="70"/>
+    <w:lsdException w:name="Colorful Shading Accent 1" w:uiPriority="71"/>
+    <w:lsdException w:name="Colorful List Accent 1" w:uiPriority="72"/>
+    <w:lsdException w:name="Colorful Grid Accent 1" w:uiPriority="73"/>
+    <w:lsdException w:name="Light Shading Accent 2" w:uiPriority="60"/>
+    <w:lsdException w:name="Light List Accent 2" w:uiPriority="61"/>
+    <w:lsdException w:name="Light Grid Accent 2" w:uiPriority="62"/>
+    <w:lsdException w:name="Medium Shading 1 Accent 2" w:uiPriority="63"/>
+    <w:lsdException w:name="Medium Shading 2 Accent 2" w:uiPriority="64"/>
+    <w:lsdException w:name="Medium List 1 Accent 2" w:uiPriority="65"/>
+    <w:lsdException w:name="Medium List 2 Accent 2" w:uiPriority="66"/>
+    <w:lsdException w:name="Medium Grid 1 Accent 2" w:uiPriority="67"/>
+    <w:lsdException w:name="Medium Grid 2 Accent 2" w:uiPriority="68"/>
+    <w:lsdException w:name="Medium Grid 3 Accent 2" w:uiPriority="69"/>
+    <w:lsdException w:name="Dark List Accent 2" w:uiPriority="70"/>
+    <w:lsdException w:name="Colorful Shading Accent 2" w:uiPriority="71"/>
+    <w:lsdException w:name="Colorful List Accent 2" w:uiPriority="72"/>
+    <w:lsdException w:name="Colorful Grid Accent 2" w:uiPriority="73"/>
+    <w:lsdException w:name="Light Shading Accent 3" w:uiPriority="60"/>
+    <w:lsdException w:name="Light List Accent 3" w:uiPriority="61"/>
+    <w:lsdException w:name="Light Grid Accent 3" w:uiPriority="62"/>
+    <w:lsdException w:name="Medium Shading 1 Accent 3" w:uiPriority="63"/>
+    <w:lsdException w:name="Medium Shading 2 Accent 3" w:uiPriority="64"/>
+    <w:lsdException w:name="Medium List 1 Accent 3" w:uiPriority="65"/>
+    <w:lsdException w:name="Medium List 2 Accent 3" w:uiPriority="66"/>
+    <w:lsdException w:name="Medium Grid 1 Accent 3" w:uiPriority="67"/>
+    <w:lsdException w:name="Medium Grid 2 Accent 3" w:uiPriority="68"/>
+    <w:lsdException w:name="Medium Grid 3 Accent 3" w:uiPriority="69"/>
+    <w:lsdException w:name="Dark List Accent 3" w:uiPriority="70"/>
+    <w:lsdException w:name="Colorful Shading Accent 3" w:uiPriority="71"/>
+    <w:lsdException w:name="Colorful List Accent 3" w:uiPriority="72"/>
+    <w:lsdException w:name="Colorful Grid Accent 3" w:uiPriority="73"/>
+    <w:lsdException w:name="Light Shading Accent 4" w:uiPriority="60"/>
+    <w:lsdException w:name="Light List Accent 4" w:uiPriority="61"/>
+    <w:lsdException w:name="Light Grid Accent 4" w:uiPriority="62"/>
+    <w:lsdException w:name="Medium Shading 1 Accent 4" w:uiPriority="63"/>
+    <w:lsdException w:name="Medium Shading 2 Accent 4" w:uiPriority="64"/>
+    <w:lsdException w:name="Medium List 1 Accent 4" w:uiPriority="65"/>
+    <w:lsdException w:name="Medium List 2 Accent 4" w:uiPriority="66"/>
+    <w:lsdException w:name="Medium Grid 1 Accent 4" w:uiPriority="67"/>
+    <w:lsdException w:name="Medium Grid 2 Accent 4" w:uiPriority="68"/>
+    <w:lsdException w:name="Medium Grid 3 Accent 4" w:uiPriority="69"/>
+    <w:lsdException w:name="Dark List Accent 4" w:uiPriority="70"/>
+    <w:lsdException w:name="Colorful Shading Accent 4" w:uiPriority="71"/>
+    <w:lsdException w:name="Colorful List Accent 4" w:uiPriority="72"/>
+    <w:lsdException w:name="Colorful Grid Accent 4" w:uiPriority="73"/>
+    <w:lsdException w:name="Light Shading Accent 5" w:uiPriority="60"/>
+    <w:lsdException w:name="Light List Accent 5" w:uiPriority="61"/>
+    <w:lsdException w:name="Light Grid Accent 5" w:uiPriority="62"/>
+    <w:lsdException w:name="Medium Shading 1 Accent 5" w:uiPriority="63"/>
+    <w:lsdException w:name="Medium Shading 2 Accent 5" w:uiPriority="64"/>
+    <w:lsdException w:name="Medium List 1 Accent 5" w:uiPriority="65"/>
+    <w:lsdException w:name="Medium List 2 Accent 5" w:uiPriority="66"/>
+    <w:lsdException w:name="Medium Grid 1 Accent 5" w:uiPriority="67"/>
+    <w:lsdException w:name="Medium Grid 2 Accent 5" w:uiPriority="68"/>
+    <w:lsdException w:name="Medium Grid 3 Accent 5" w:uiPriority="69"/>
+    <w:lsdException w:name="Dark List Accent 5" w:uiPriority="70"/>
+    <w:lsdException w:name="Colorful Shading Accent 5" w:uiPriority="71"/>
+    <w:lsdException w:name="Colorful List Accent 5" w:uiPriority="72"/>
+    <w:lsdException w:name="Colorful Grid Accent 5" w:uiPriority="73"/>
+    <w:lsdException w:name="Light Shading Accent 6" w:uiPriority="60"/>
+    <w:lsdException w:name="Light List Accent 6" w:uiPriority="61"/>
+    <w:lsdException w:name="Light Grid Accent 6" w:uiPriority="62"/>
+    <w:lsdException w:name="Medium Shading 1 Accent 6" w:uiPriority="63"/>
+    <w:lsdException w:name="Medium Shading 2 Accent 6" w:uiPriority="64"/>
+    <w:lsdException w:name="Medium List 1 Accent 6" w:uiPriority="65"/>
+    <w:lsdException w:name="Medium List 2 Accent 6" w:uiPriority="66"/>
+    <w:lsdException w:name="Medium Grid 1 Accent 6" w:uiPriority="67"/>
+    <w:lsdException w:name="Medium Grid 2 Accent 6" w:uiPriority="68"/>
+    <w:lsdException w:name="Medium Grid 3 Accent 6" w:uiPriority="69"/>
+    <w:lsdException w:name="Dark List Accent 6" w:uiPriority="70"/>
+    <w:lsdException w:name="Colorful Shading Accent 6" w:uiPriority="71"/>
+    <w:lsdException w:name="Colorful List Accent 6" w:uiPriority="72"/>
+    <w:lsdException w:name="Colorful Grid Accent 6" w:uiPriority="73"/>
+    <w:lsdException w:name="Subtle Emphasis" w:uiPriority="19" w:qFormat="1"/>
+    <w:lsdException w:name="Intense Emphasis" w:uiPriority="21" w:qFormat="1"/>
+    <w:lsdException w:name="Subtle Reference" w:uiPriority="31" w:qFormat="1"/>
+    <w:lsdException w:name="Intense Reference" w:uiPriority="32" w:qFormat="1"/>
+    <w:lsdException w:name="Book Title" w:uiPriority="33" w:qFormat="1"/>
+    <w:lsdException w:name="Bibliography" w:semiHidden="1" w:uiPriority="37" w:unhideWhenUsed="1"/>
+    <w:lsdException w:name="TOC Heading" w:semiHidden="1" w:uiPriority="39" w:unhideWhenUsed="1" w:qFormat="1"/>
+    <w:lsdException w:name="Plain Table 1" w:uiPriority="41"/>
+    <w:lsdException w:name="Plain Table 2" w:uiPriority="42"/>
+    <w:lsdException w:name="Plain Table 3" w:uiPriority="43"/>
+    <w:lsdException w:name="Plain Table 4" w:uiPriority="44"/>
+    <w:lsdException w:name="Plain Table 5" w:uiPriority="45"/>
+    <w:lsdException w:name="Grid Table Light" w:uiPriority="40"/>
+    <w:lsdException w:name="Grid Table 1 Light" w:uiPriority="46"/>
+    <w:lsdException w:name="Grid Table 2" w:uiPriority="47"/>
+    <w:lsdException w:name="Grid Table 3" w:uiPriority="48"/>
+    <w:lsdException w:name="Grid Table 4" w:uiPriority="49"/>
+    <w:lsdException w:name="Grid Table 5 Dark" w:uiPriority="50"/>
+    <w:lsdException w:name="Grid Table 6 Colorful" w:uiPriority="51"/>
+    <w:lsdException w:name="Grid Table 7 Colorful" w:uiPriority="52"/>
+    <w:lsdException w:name="Grid Table 1 Light Accent 1" w:uiPriority="46"/>
+    <w:lsdException w:name="Grid Table 2 Accent 1" w:uiPriority="47"/>
+    <w:lsdException w:name="Grid Table 3 Accent 1" w:uiPriority="48"/>
+    <w:lsdException w:name="Grid Table 4 Accent 1" w:uiPriority="49"/>
+    <w:lsdException w:name="Grid Table 5 Dark Accent 1" w:uiPriority="50"/>
+    <w:lsdException w:name="Grid Table 6 Colorful Accent 1" w:uiPriority="51"/>
+    <w:lsdException w:name="Grid Table 7 Colorful Accent 1" w:uiPriority="52"/>
+    <w:lsdException w:name="Grid Table 1 Light Accent 2" w:uiPriority="46"/>
+    <w:lsdException w:name="Grid Table 2 Accent 2" w:uiPriority="47"/>
+    <w:lsdException w:name="Grid Table 3 Accent 2" w:uiPriority="48"/>
+    <w:lsdException w:name="Grid Table 4 Accent 2" w:uiPriority="49"/>
+    <w:lsdException w:name="Grid Table 5 Dark Accent 2" w:uiPriority="50"/>
+    <w:lsdException w:name="Grid Table 6 Colorful Accent 2" w:uiPriority="51"/>
+    <w:lsdException w:name="Grid Table 7 Colorful Accent 2" w:uiPriority="52"/>
+    <w:lsdException w:name="Grid Table 1 Light Accent 3" w:uiPriority="46"/>
+    <w:lsdException w:name="Grid Table 2 Accent 3" w:uiPriority="47"/>
+    <w:lsdException w:name="Grid Table 3 Accent 3" w:uiPriority="48"/>
+    <w:lsdException w:name="Grid Table 4 Accent 3" w:uiPriority="49"/>
+    <w:lsdException w:name="Grid Table 5 Dark Accent 3" w:uiPriority="50"/>
+    <w:lsdException w:name="Grid Table 6 Colorful Accent 3" w:uiPriority="51"/>
+    <w:lsdException w:name="Grid Table 7 Colorful Accent 3" w:uiPriority="52"/>
+    <w:lsdException w:name="Grid Table 1 Light Accent 4" w:uiPriority="46"/>
+    <w:lsdException w:name="Grid Table 2 Accent 4" w:uiPriority="47"/>
+    <w:lsdException w:name="Grid Table 3 Accent 4" w:uiPriority="48"/>
+    <w:lsdException w:name="Grid Table 4 Accent 4" w:uiPriority="49"/>
+    <w:lsdException w:name="Grid Table 5 Dark Accent 4" w:uiPriority="50"/>
+    <w:lsdException w:name="Grid Table 6 Colorful Accent 4" w:uiPriority="51"/>
+    <w:lsdException w:name="Grid Table 7 Colorful Accent 4" w:uiPriority="52"/>
+    <w:lsdException w:name="Grid Table 1 Light Accent 5" w:uiPriority="46"/>
+    <w:lsdException w:name="Grid Table 2 Accent 5" w:uiPriority="47"/>
+    <w:lsdException w:name="Grid Table 3 Accent 5" w:uiPriority="48"/>
+    <w:lsdException w:name="Grid Table 4 Accent 5" w:uiPriority="49"/>
+    <w:lsdException w:name="Grid Table 5 Dark Accent 5" w:uiPriority="50"/>
+    <w:lsdException w:name="Grid Table 6 Colorful Accent 5" w:uiPriority="51"/>
+    <w:lsdException w:name="Grid Table 7 Colorful Accent 5" w:uiPriority="52"/>
+    <w:lsdException w:name="Grid Table 1 Light Accent 6" w:uiPriority="46"/>
+    <w:lsdException w:name="Grid Table 2 Accent 6" w:uiPriority="47"/>
+    <w:lsdException w:name="Grid Table 3 Accent 6" w:uiPriority="48"/>
+    <w:lsdException w:name="Grid Table 4 Accent 6" w:uiPriority="49"/>
+    <w:lsdException w:name="Grid Table 5 Dark Accent 6" w:uiPriority="50"/>
+    <w:lsdException w:name="Grid Table 6 Colorful Accent 6" w:uiPriority="51"/>
+    <w:lsdException w:name="Grid Table 7 Colorful Accent 6" w:uiPriority="52"/>
+    <w:lsdException w:name="List Table 1 Light" w:uiPriority="46"/>
+    <w:lsdException w:name="List Table 2" w:uiPriority="47"/>
+    <w:lsdException w:name="List Table 3" w:uiPriority="48"/>
+    <w:lsdException w:name="List Table 4" w:uiPriority="49"/>
+    <w:lsdException w:name="List Table 5 Dark" w:uiPriority="50"/>
+    <w:lsdException w:name="List Table 6 Colorful" w:uiPriority="51"/>
+    <w:lsdException w:name="List Table 7 Colorful" w:uiPriority="52"/>
+    <w:lsdException w:name="List Table 1 Light Accent 1" w:uiPriority="46"/>
+    <w:lsdException w:name="List Table 2 Accent 1" w:uiPriority="47"/>
+    <w:lsdException w:name="List Table 3 Accent 1" w:uiPriority="48"/>
+    <w:lsdException w:name="List Table 4 Accent 1" w:uiPriority="49"/>
+    <w:lsdException w:name="List Table 5 Dark Accent 1" w:uiPriority="50"/>
+    <w:lsdException w:name="List Table 6 Colorful Accent 1" w:uiPriority="51"/>
+    <w:lsdException w:name="List Table 7 Colorful Accent 1" w:uiPriority="52"/>
+    <w:lsdException w:name="List Table 1 Light Accent 2" w:uiPriority="46"/>
+    <w:lsdException w:name="List Table 2 Accent 2" w:uiPriority="47"/>
+    <w:lsdException w:name="List Table 3 Accent 2" w:uiPriority="48"/>
+    <w:lsdException w:name="List Table 4 Accent 2" w:uiPriority="49"/>
+    <w:lsdException w:name="List Table 5 Dark Accent 2" w:uiPriority="50"/>
+    <w:lsdException w:name="List Table 6 Colorful Accent 2" w:uiPriority="51"/>
+    <w:lsdException w:name="List Table 7 Colorful Accent 2" w:uiPriority="52"/>
+    <w:lsdException w:name="List Table 1 Light Accent 3" w:uiPriority="46"/>
+    <w:lsdException w:name="List Table 2 Accent 3" w:uiPriority="47"/>
+    <w:lsdException w:name="List Table 3 Accent 3" w:uiPriority="48"/>
+    <w:lsdException w:name="List Table 4 Accent 3" w:uiPriority="49"/>
+    <w:lsdException w:name="List Table 5 Dark Accent 3" w:uiPriority="50"/>
+    <w:lsdException w:name="List Table 6 Colorful Accent 3" w:uiPriority="51"/>
+    <w:lsdException w:name="List Table 7 Colorful Accent 3" w:uiPriority="52"/>
+    <w:lsdException w:name="List Table 1 Light Accent 4" w:uiPriority="46"/>
+    <w:lsdException w:name="List Table 2 Accent 4" w:uiPriority="47"/>
+    <w:lsdException w:name="List Table 3 Accent 4" w:uiPriority="48"/>
+    <w:lsdException w:name="List Table 4 Accent 4" w:uiPriority="49"/>
+    <w:lsdException w:name="List Table 5 Dark Accent 4" w:uiPriority="50"/>
+    <w:lsdException w:name="List Table 6 Colorful Accent 4" w:uiPriority="51"/>
+    <w:lsdException w:name="List Table 7 Colorful Accent 4" w:uiPriority="52"/>
+    <w:lsdException w:name="List Table 1 Light Accent 5" w:uiPriority="46"/>
+    <w:lsdException w:name="List Table 2 Accent 5" w:uiPriority="47"/>
+    <w:lsdException w:name="List Table 3 Accent 5" w:uiPriority="48"/>
+    <w:lsdException w:name="List Table 4 Accent 5" w:uiPriority="49"/>
+    <w:lsdException w:name="List Table 5 Dark Accent 5" w:uiPriority="50"/>
+    <w:lsdException w:name="List Table 6 Colorful Accent 5" w:uiPriority="51"/>
+    <w:lsdException w:name="List Table 7 Colorful Accent 5" w:uiPriority="52"/>
+    <w:lsdException w:name="List Table 1 Light Accent 6" w:uiPriority="46"/>
+    <w:lsdException w:name="List Table 2 Accent 6" w:uiPriority="47"/>
+    <w:lsdException w:name="List Table 3 Accent 6" w:uiPriority="48"/>
+    <w:lsdException w:name="List Table 4 Accent 6" w:uiPriority="49"/>
+    <w:lsdException w:name="List Table 5 Dark Accent 6" w:uiPriority="50"/>
+    <w:lsdException w:name="List Table 6 Colorful Accent 6" w:uiPriority="51"/>
+    <w:lsdException w:name="List Table 7 Colorful Accent 6" w:uiPriority="52"/>
+    <w:lsdException w:name="Mention" w:semiHidden="1" w:unhideWhenUsed="1"/>
+    <w:lsdException w:name="Smart Hyperlink" w:semiHidden="1" w:unhideWhenUsed="1"/>
+    <w:lsdException w:name="Hashtag" w:semiHidden="1" w:unhideWhenUsed="1"/>
+    <w:lsdException w:name="Unresolved Mention" w:semiHidden="1" w:unhideWhenUsed="1"/>
+    <w:lsdException w:name="Smart Link" w:semiHidden="1" w:unhideWhenUsed="1"/>
+  </w:latentStyles>
+  <w:style w:type="paragraph" w:default="1" w:styleId="Normal">
+    <w:name w:val="Normal"/>
+    <w:qFormat/>
   </w:style>
   <w:style w:type="paragraph" w:styleId="Heading1">
     <w:name w:val="heading 1"/>
     <w:basedOn w:val="Normal"/>
     <w:next w:val="Normal"/>
+    <w:uiPriority w:val="9"/>
+    <w:qFormat/>
     <w:pPr>
-      <w:keepNext w:val="1"/>
-      <w:keepLines w:val="1"/>
-      <w:pageBreakBefore w:val="0"/>
-      <w:spacing w:after="120" w:before="400" w:lineRule="auto"/>
+      <w:keepNext/>
+      <w:keepLines/>
+      <w:spacing w:before="400" w:after="120"/>
+      <w:outlineLvl w:val="0"/>
     </w:pPr>
     <w:rPr>
       <w:sz w:val="40"/>
@@ -1181,15 +1582,17 @@
     <w:name w:val="heading 2"/>
     <w:basedOn w:val="Normal"/>
     <w:next w:val="Normal"/>
+    <w:uiPriority w:val="9"/>
+    <w:semiHidden/>
+    <w:unhideWhenUsed/>
+    <w:qFormat/>
     <w:pPr>
-      <w:keepNext w:val="1"/>
-      <w:keepLines w:val="1"/>
-      <w:pageBreakBefore w:val="0"/>
-      <w:spacing w:after="120" w:before="360" w:lineRule="auto"/>
+      <w:keepNext/>
+      <w:keepLines/>
+      <w:spacing w:before="360" w:after="120"/>
+      <w:outlineLvl w:val="1"/>
     </w:pPr>
     <w:rPr>
-      <w:b w:val="0"/>
-      <w:bCs w:val="0"/>
       <w:sz w:val="32"/>
       <w:szCs w:val="32"/>
     </w:rPr>
@@ -1198,15 +1601,17 @@
     <w:name w:val="heading 3"/>
     <w:basedOn w:val="Normal"/>
     <w:next w:val="Normal"/>
+    <w:uiPriority w:val="9"/>
+    <w:semiHidden/>
+    <w:unhideWhenUsed/>
+    <w:qFormat/>
     <w:pPr>
-      <w:keepNext w:val="1"/>
-      <w:keepLines w:val="1"/>
-      <w:pageBreakBefore w:val="0"/>
-      <w:spacing w:after="80" w:before="320" w:lineRule="auto"/>
+      <w:keepNext/>
+      <w:keepLines/>
+      <w:spacing w:before="320" w:after="80"/>
+      <w:outlineLvl w:val="2"/>
     </w:pPr>
     <w:rPr>
-      <w:b w:val="0"/>
-      <w:bCs w:val="0"/>
       <w:color w:val="434343"/>
       <w:sz w:val="28"/>
       <w:szCs w:val="28"/>
@@ -1216,11 +1621,15 @@
     <w:name w:val="heading 4"/>
     <w:basedOn w:val="Normal"/>
     <w:next w:val="Normal"/>
+    <w:uiPriority w:val="9"/>
+    <w:semiHidden/>
+    <w:unhideWhenUsed/>
+    <w:qFormat/>
     <w:pPr>
-      <w:keepNext w:val="1"/>
-      <w:keepLines w:val="1"/>
-      <w:pageBreakBefore w:val="0"/>
-      <w:spacing w:after="80" w:before="280" w:lineRule="auto"/>
+      <w:keepNext/>
+      <w:keepLines/>
+      <w:spacing w:before="280" w:after="80"/>
+      <w:outlineLvl w:val="3"/>
     </w:pPr>
     <w:rPr>
       <w:color w:val="666666"/>
@@ -1232,45 +1641,88 @@
     <w:name w:val="heading 5"/>
     <w:basedOn w:val="Normal"/>
     <w:next w:val="Normal"/>
+    <w:uiPriority w:val="9"/>
+    <w:semiHidden/>
+    <w:unhideWhenUsed/>
+    <w:qFormat/>
     <w:pPr>
-      <w:keepNext w:val="1"/>
-      <w:keepLines w:val="1"/>
-      <w:pageBreakBefore w:val="0"/>
-      <w:spacing w:after="80" w:before="240" w:lineRule="auto"/>
+      <w:keepNext/>
+      <w:keepLines/>
+      <w:spacing w:before="240" w:after="80"/>
+      <w:outlineLvl w:val="4"/>
     </w:pPr>
     <w:rPr>
       <w:color w:val="666666"/>
-      <w:sz w:val="22"/>
-      <w:szCs w:val="22"/>
     </w:rPr>
   </w:style>
   <w:style w:type="paragraph" w:styleId="Heading6">
     <w:name w:val="heading 6"/>
     <w:basedOn w:val="Normal"/>
     <w:next w:val="Normal"/>
+    <w:uiPriority w:val="9"/>
+    <w:semiHidden/>
+    <w:unhideWhenUsed/>
+    <w:qFormat/>
     <w:pPr>
-      <w:keepNext w:val="1"/>
-      <w:keepLines w:val="1"/>
-      <w:pageBreakBefore w:val="0"/>
-      <w:spacing w:after="80" w:before="240" w:lineRule="auto"/>
+      <w:keepNext/>
+      <w:keepLines/>
+      <w:spacing w:before="240" w:after="80"/>
+      <w:outlineLvl w:val="5"/>
     </w:pPr>
     <w:rPr>
-      <w:i w:val="1"/>
-      <w:iCs w:val="1"/>
+      <w:i/>
+      <w:iCs/>
       <w:color w:val="666666"/>
-      <w:sz w:val="22"/>
-      <w:szCs w:val="22"/>
     </w:rPr>
+  </w:style>
+  <w:style w:type="character" w:default="1" w:styleId="DefaultParagraphFont">
+    <w:name w:val="Default Paragraph Font"/>
+    <w:uiPriority w:val="1"/>
+    <w:semiHidden/>
+    <w:unhideWhenUsed/>
+  </w:style>
+  <w:style w:type="table" w:default="1" w:styleId="TableNormal">
+    <w:name w:val="Normal Table"/>
+    <w:uiPriority w:val="99"/>
+    <w:semiHidden/>
+    <w:unhideWhenUsed/>
+    <w:tblPr>
+      <w:tblInd w:w="0" w:type="dxa"/>
+      <w:tblCellMar>
+        <w:top w:w="0" w:type="dxa"/>
+        <w:left w:w="108" w:type="dxa"/>
+        <w:bottom w:w="0" w:type="dxa"/>
+        <w:right w:w="108" w:type="dxa"/>
+      </w:tblCellMar>
+    </w:tblPr>
+  </w:style>
+  <w:style w:type="numbering" w:default="1" w:styleId="NoList">
+    <w:name w:val="No List"/>
+    <w:uiPriority w:val="99"/>
+    <w:semiHidden/>
+    <w:unhideWhenUsed/>
+  </w:style>
+  <w:style w:type="table" w:customStyle="1" w:styleId="TableNormal0">
+    <w:name w:val="TableNormal"/>
+    <w:tblPr>
+      <w:tblCellMar>
+        <w:top w:w="100" w:type="dxa"/>
+        <w:left w:w="100" w:type="dxa"/>
+        <w:bottom w:w="100" w:type="dxa"/>
+        <w:right w:w="100" w:type="dxa"/>
+      </w:tblCellMar>
+    </w:tblPr>
   </w:style>
   <w:style w:type="paragraph" w:styleId="Title">
     <w:name w:val="Title"/>
     <w:basedOn w:val="Normal"/>
     <w:next w:val="Normal"/>
+    <w:uiPriority w:val="10"/>
+    <w:qFormat/>
     <w:pPr>
-      <w:keepNext w:val="1"/>
-      <w:keepLines w:val="1"/>
-      <w:pageBreakBefore w:val="0"/>
-      <w:spacing w:after="60" w:before="0" w:lineRule="auto"/>
+      <w:keepNext/>
+      <w:keepLines/>
+      <w:spacing w:after="60"/>
     </w:pPr>
     <w:rPr>
       <w:sz w:val="52"/>
@@ -1281,23 +1733,21 @@
     <w:name w:val="Subtitle"/>
     <w:basedOn w:val="Normal"/>
     <w:next w:val="Normal"/>
+    <w:uiPriority w:val="11"/>
+    <w:qFormat/>
     <w:pPr>
-      <w:keepNext w:val="1"/>
-      <w:keepLines w:val="1"/>
-      <w:pageBreakBefore w:val="0"/>
-      <w:spacing w:after="320" w:before="0" w:lineRule="auto"/>
+      <w:keepNext/>
+      <w:keepLines/>
+      <w:spacing w:after="320"/>
     </w:pPr>
     <w:rPr>
-      <w:rFonts w:ascii="Arial" w:cs="Arial" w:eastAsia="Arial" w:hAnsi="Arial"/>
-      <w:i w:val="0"/>
-      <w:iCs w:val="0"/>
       <w:color w:val="666666"/>
       <w:sz w:val="30"/>
       <w:szCs w:val="30"/>
     </w:rPr>
   </w:style>
-  <w:style w:type="table" w:styleId="Table1">
-    <w:basedOn w:val="TableNormal"/>
+  <w:style w:type="table" w:customStyle="1" w:styleId="a">
+    <w:basedOn w:val="TableNormal0"/>
     <w:tblPr>
       <w:tblStyleRowBandSize w:val="1"/>
       <w:tblStyleColBandSize w:val="1"/>

--- a/CIVE202_Spring2026_G09_Project4_SOW.docx
+++ b/CIVE202_Spring2026_G09_Project4_SOW.docx
@@ -146,39 +146,7 @@
           <w:sz w:val="24"/>
           <w:szCs w:val="24"/>
         </w:rPr>
-        <w:t xml:space="preserve">The first stage involves selecting two specific states for study and gathering their Census Tract-level data from the National Risk Index and the CDC’s Social Vulnerability Index. We will consolidate these various datasets, using </w:t>
-      </w:r>
-      <w:proofErr w:type="gramStart"/>
-      <w:r>
-        <w:rPr>
-          <w:sz w:val="24"/>
-          <w:szCs w:val="24"/>
-        </w:rPr>
-        <w:t>metadata to</w:t>
-      </w:r>
-      <w:proofErr w:type="gramEnd"/>
-      <w:r>
-        <w:rPr>
-          <w:sz w:val="24"/>
-          <w:szCs w:val="24"/>
-        </w:rPr>
-        <w:t xml:space="preserve"> </w:t>
-      </w:r>
-      <w:proofErr w:type="spellStart"/>
-      <w:r>
-        <w:rPr>
-          <w:sz w:val="24"/>
-          <w:szCs w:val="24"/>
-        </w:rPr>
-        <w:t>to</w:t>
-      </w:r>
-      <w:proofErr w:type="spellEnd"/>
-      <w:r>
-        <w:rPr>
-          <w:sz w:val="24"/>
-          <w:szCs w:val="24"/>
-        </w:rPr>
-        <w:t xml:space="preserve"> address missing or null values. This cleanup process ensures that Risk </w:t>
+        <w:t xml:space="preserve">The first stage involves selecting two specific states for study and gathering their Census Tract-level data from the National Risk Index and the CDC’s Social Vulnerability Index. We will consolidate these various datasets, using metadata to address missing or null values. This cleanup process ensures that Risk </w:t>
       </w:r>
       <w:proofErr w:type="gramStart"/>
       <w:r>
